--- a/CÔNG TY TNHH SẢN XUẤT LI XING/ThayDoiCSH_DDPL/HoSo2_QUYẾT ĐỊNH THAY ĐỔI.docx
+++ b/CÔNG TY TNHH SẢN XUẤT LI XING/ThayDoiCSH_DDPL/HoSo2_QUYẾT ĐỊNH THAY ĐỔI.docx
@@ -1,6 +1,6 @@
 
 <file path=word/document.xml><?xml version="1.0" encoding="utf-8"?>
-<w:document xmlns:wpc="http://schemas.microsoft.com/office/word/2010/wordprocessingCanvas" xmlns:cx="http://schemas.microsoft.com/office/drawing/2014/chartex" xmlns:mc="http://schemas.openxmlformats.org/markup-compatibility/2006" xmlns:o="urn:schemas-microsoft-com:office:office" xmlns:r="http://schemas.openxmlformats.org/officeDocument/2006/relationships" xmlns:m="http://schemas.openxmlformats.org/officeDocument/2006/math" xmlns:v="urn:schemas-microsoft-com:vml" xmlns:wp14="http://schemas.microsoft.com/office/word/2010/wordprocessingDrawing" xmlns:wp="http://schemas.openxmlformats.org/drawingml/2006/wordprocessingDrawing" xmlns:w10="urn:schemas-microsoft-com:office:word" xmlns:w="http://schemas.openxmlformats.org/wordprocessingml/2006/main" xmlns:w14="http://schemas.microsoft.com/office/word/2010/wordml" xmlns:w15="http://schemas.microsoft.com/office/word/2012/wordml" xmlns:w16se="http://schemas.microsoft.com/office/word/2015/wordml/symex" xmlns:wpg="http://schemas.microsoft.com/office/word/2010/wordprocessingGroup" xmlns:wpi="http://schemas.microsoft.com/office/word/2010/wordprocessingInk" xmlns:wne="http://schemas.microsoft.com/office/word/2006/wordml" xmlns:wps="http://schemas.microsoft.com/office/word/2010/wordprocessingShape" mc:Ignorable="w14 w15 w16se wp14">
+<w:document xmlns:wpc="http://schemas.microsoft.com/office/word/2010/wordprocessingCanvas" xmlns:cx="http://schemas.microsoft.com/office/drawing/2014/chartex" xmlns:cx1="http://schemas.microsoft.com/office/drawing/2015/9/8/chartex" xmlns:mc="http://schemas.openxmlformats.org/markup-compatibility/2006" xmlns:o="urn:schemas-microsoft-com:office:office" xmlns:r="http://schemas.openxmlformats.org/officeDocument/2006/relationships" xmlns:m="http://schemas.openxmlformats.org/officeDocument/2006/math" xmlns:v="urn:schemas-microsoft-com:vml" xmlns:wp14="http://schemas.microsoft.com/office/word/2010/wordprocessingDrawing" xmlns:wp="http://schemas.openxmlformats.org/drawingml/2006/wordprocessingDrawing" xmlns:w10="urn:schemas-microsoft-com:office:word" xmlns:w="http://schemas.openxmlformats.org/wordprocessingml/2006/main" xmlns:w14="http://schemas.microsoft.com/office/word/2010/wordml" xmlns:w15="http://schemas.microsoft.com/office/word/2012/wordml" xmlns:w16se="http://schemas.microsoft.com/office/word/2015/wordml/symex" xmlns:wpg="http://schemas.microsoft.com/office/word/2010/wordprocessingGroup" xmlns:wpi="http://schemas.microsoft.com/office/word/2010/wordprocessingInk" xmlns:wne="http://schemas.microsoft.com/office/word/2006/wordml" xmlns:wps="http://schemas.microsoft.com/office/word/2010/wordprocessingShape" mc:Ignorable="w14 w15 w16se wp14">
   <w:body>
     <w:p>
       <w:pPr>
@@ -83,7 +83,7 @@
                 <w:sz w:val="28"/>
                 <w:szCs w:val="28"/>
               </w:rPr>
-              <w:t>CÔNG TY TNHH FELIZ THỌ LẬP HOTEL</w:t>
+              <w:t>CÔNG TY TNHH SẢN XUẤT LI XING</w:t>
             </w:r>
           </w:p>
           <w:p>
@@ -287,8 +287,10 @@
                 <w:sz w:val="28"/>
                 <w:szCs w:val="28"/>
               </w:rPr>
-              <w:t>2</w:t>
-            </w:r>
+              <w:t>16</w:t>
+            </w:r>
+            <w:bookmarkStart w:id="0" w:name="_GoBack"/>
+            <w:bookmarkEnd w:id="0"/>
             <w:r>
               <w:rPr>
                 <w:rFonts w:ascii="Times New Roman" w:eastAsia="Times New Roman" w:hAnsi="Times New Roman" w:cs="Times New Roman"/>
@@ -523,7 +525,7 @@
               </wp:anchor>
             </w:drawing>
           </mc:Choice>
-          <mc:Fallback xmlns:cx1="http://schemas.microsoft.com/office/drawing/2015/9/8/chartex">
+          <mc:Fallback>
             <w:pict>
               <v:shapetype w14:anchorId="6F2ACA0D" id="_x0000_t32" coordsize="21600,21600" o:spt="32" o:oned="t" path="m,l21600,21600e" filled="f">
                 <v:path arrowok="t" fillok="f" o:connecttype="none"/>
@@ -648,7 +650,7 @@
           <w:sz w:val="28"/>
           <w:szCs w:val="28"/>
         </w:rPr>
-        <w:t>CÔNG TY TNHH FELIZ THỌ LẬP HOTEL</w:t>
+        <w:t>CÔNG TY TNHH SẢN XUẤT LI XING</w:t>
       </w:r>
     </w:p>
     <w:p>
@@ -727,8 +729,6 @@
           <w:szCs w:val="28"/>
         </w:rPr>
       </w:pPr>
-      <w:bookmarkStart w:id="0" w:name="_GoBack"/>
-      <w:bookmarkEnd w:id="0"/>
       <w:r>
         <w:rPr>
           <w:rFonts w:ascii="Times New Roman" w:hAnsi="Times New Roman"/>
@@ -1389,25 +1389,7 @@
           <w:sz w:val="28"/>
           <w:szCs w:val="28"/>
         </w:rPr>
-        <w:t xml:space="preserve">Địa chỉ liên </w:t>
-      </w:r>
-      <w:proofErr w:type="gramStart"/>
-      <w:r>
-        <w:rPr>
-          <w:rFonts w:ascii="Times New Roman" w:hAnsi="Times New Roman"/>
-          <w:sz w:val="28"/>
-          <w:szCs w:val="28"/>
-        </w:rPr>
-        <w:t>lạc:Số</w:t>
-      </w:r>
-      <w:proofErr w:type="gramEnd"/>
-      <w:r>
-        <w:rPr>
-          <w:rFonts w:ascii="Times New Roman" w:hAnsi="Times New Roman"/>
-          <w:sz w:val="28"/>
-          <w:szCs w:val="28"/>
-        </w:rPr>
-        <w:t xml:space="preserve"> Nhà 8/8, Bình Quới B, Phường Thuận Giao, Thành phố Hồ Chí Minh, Việt Nam</w:t>
+        <w:t>Địa chỉ liên lạc:Số Nhà 8/8, Bình Quới B, Phường Thuận Giao, Thành phố Hồ Chí Minh, Việt Nam</w:t>
       </w:r>
     </w:p>
     <w:p>
@@ -4408,7 +4390,7 @@
 </file>
 
 <file path=word/numbering.xml><?xml version="1.0" encoding="utf-8"?>
-<w:numbering xmlns:wpc="http://schemas.microsoft.com/office/word/2010/wordprocessingCanvas" xmlns:cx="http://schemas.microsoft.com/office/drawing/2014/chartex" xmlns:mc="http://schemas.openxmlformats.org/markup-compatibility/2006" xmlns:o="urn:schemas-microsoft-com:office:office" xmlns:r="http://schemas.openxmlformats.org/officeDocument/2006/relationships" xmlns:m="http://schemas.openxmlformats.org/officeDocument/2006/math" xmlns:v="urn:schemas-microsoft-com:vml" xmlns:wp14="http://schemas.microsoft.com/office/word/2010/wordprocessingDrawing" xmlns:wp="http://schemas.openxmlformats.org/drawingml/2006/wordprocessingDrawing" xmlns:w10="urn:schemas-microsoft-com:office:word" xmlns:w="http://schemas.openxmlformats.org/wordprocessingml/2006/main" xmlns:w14="http://schemas.microsoft.com/office/word/2010/wordml" xmlns:w15="http://schemas.microsoft.com/office/word/2012/wordml" xmlns:w16se="http://schemas.microsoft.com/office/word/2015/wordml/symex" xmlns:wpg="http://schemas.microsoft.com/office/word/2010/wordprocessingGroup" xmlns:wpi="http://schemas.microsoft.com/office/word/2010/wordprocessingInk" xmlns:wne="http://schemas.microsoft.com/office/word/2006/wordml" xmlns:wps="http://schemas.microsoft.com/office/word/2010/wordprocessingShape" mc:Ignorable="w14 w15 w16se wp14">
+<w:numbering xmlns:wpc="http://schemas.microsoft.com/office/word/2010/wordprocessingCanvas" xmlns:cx="http://schemas.microsoft.com/office/drawing/2014/chartex" xmlns:cx1="http://schemas.microsoft.com/office/drawing/2015/9/8/chartex" xmlns:mc="http://schemas.openxmlformats.org/markup-compatibility/2006" xmlns:o="urn:schemas-microsoft-com:office:office" xmlns:r="http://schemas.openxmlformats.org/officeDocument/2006/relationships" xmlns:m="http://schemas.openxmlformats.org/officeDocument/2006/math" xmlns:v="urn:schemas-microsoft-com:vml" xmlns:wp14="http://schemas.microsoft.com/office/word/2010/wordprocessingDrawing" xmlns:wp="http://schemas.openxmlformats.org/drawingml/2006/wordprocessingDrawing" xmlns:w10="urn:schemas-microsoft-com:office:word" xmlns:w="http://schemas.openxmlformats.org/wordprocessingml/2006/main" xmlns:w14="http://schemas.microsoft.com/office/word/2010/wordml" xmlns:w15="http://schemas.microsoft.com/office/word/2012/wordml" xmlns:w16se="http://schemas.microsoft.com/office/word/2015/wordml/symex" xmlns:wpg="http://schemas.microsoft.com/office/word/2010/wordprocessingGroup" xmlns:wpi="http://schemas.microsoft.com/office/word/2010/wordprocessingInk" xmlns:wne="http://schemas.microsoft.com/office/word/2006/wordml" xmlns:wps="http://schemas.microsoft.com/office/word/2010/wordprocessingShape" mc:Ignorable="w14 w15 w16se wp14">
   <w:abstractNum w:abstractNumId="0" w15:restartNumberingAfterBreak="0">
     <w:nsid w:val="04AE3564"/>
     <w:multiLevelType w:val="hybridMultilevel"/>
@@ -5785,6 +5767,30 @@
 </file>
 
 <file path=customXml/item1.xml><?xml version="1.0" encoding="utf-8"?>
+<?mso-contentType ?>
+<FormTemplates xmlns="http://schemas.microsoft.com/sharepoint/v3/contenttype/forms">
+  <Display>DocumentLibraryForm</Display>
+  <Edit>DocumentLibraryForm</Edit>
+  <New>DocumentLibraryForm</New>
+</FormTemplates>
+</file>
+
+<file path=customXml/item2.xml><?xml version="1.0" encoding="utf-8"?>
+<p:properties xmlns:p="http://schemas.microsoft.com/office/2006/metadata/properties" xmlns:xsi="http://www.w3.org/2001/XMLSchema-instance" xmlns:pc="http://schemas.microsoft.com/office/infopath/2007/PartnerControls">
+  <documentManagement>
+    <AlternateThumbnailUrl xmlns="http://schemas.microsoft.com/sharepoint/v3">
+      <Url xsi:nil="true"/>
+      <Description xsi:nil="true"/>
+    </AlternateThumbnailUrl>
+    <VideoThumbnail xmlns="4ae7861e-4bff-47fb-9754-a3da037d4eb5" xsi:nil="true"/>
+    <ImageCreateDate xmlns="http://schemas.microsoft.com/sharepoint/v3" xsi:nil="true"/>
+    <GetImgForVideo xmlns="4ae7861e-4bff-47fb-9754-a3da037d4eb5" xsi:nil="true"/>
+    <Description xmlns="http://schemas.microsoft.com/sharepoint/v3" xsi:nil="true"/>
+  </documentManagement>
+</p:properties>
+</file>
+
+<file path=customXml/item3.xml><?xml version="1.0" encoding="utf-8"?>
 <ct:contentTypeSchema xmlns:ct="http://schemas.microsoft.com/office/2006/metadata/contentType" xmlns:ma="http://schemas.microsoft.com/office/2006/metadata/properties/metaAttributes" ct:_="" ma:_="" ma:contentTypeName="Picture" ma:contentTypeID="0x0101020088C615AFA6081A4EAC6D0C7B5DE5004C" ma:contentTypeVersion="3" ma:contentTypeDescription="Upload an image or a photograph." ma:contentTypeScope="" ma:versionID="8a358c36b680c6236bc77b7a1286c80c">
   <xsd:schema xmlns:xsd="http://www.w3.org/2001/XMLSchema" xmlns:xs="http://www.w3.org/2001/XMLSchema" xmlns:p="http://schemas.microsoft.com/office/2006/metadata/properties" xmlns:ns1="http://schemas.microsoft.com/sharepoint/v3" xmlns:ns2="4ae7861e-4bff-47fb-9754-a3da037d4eb5" targetNamespace="http://schemas.microsoft.com/office/2006/metadata/properties" ma:root="true" ma:fieldsID="1315e3235dfc98430f19347398624d38" ns1:_="" ns2:_="">
     <xsd:import namespace="http://schemas.microsoft.com/sharepoint/v3"/>
@@ -5972,31 +5978,26 @@
 </ct:contentTypeSchema>
 </file>
 
-<file path=customXml/item2.xml><?xml version="1.0" encoding="utf-8"?>
-<p:properties xmlns:p="http://schemas.microsoft.com/office/2006/metadata/properties" xmlns:xsi="http://www.w3.org/2001/XMLSchema-instance" xmlns:pc="http://schemas.microsoft.com/office/infopath/2007/PartnerControls">
-  <documentManagement>
-    <AlternateThumbnailUrl xmlns="http://schemas.microsoft.com/sharepoint/v3">
-      <Url xsi:nil="true"/>
-      <Description xsi:nil="true"/>
-    </AlternateThumbnailUrl>
-    <VideoThumbnail xmlns="4ae7861e-4bff-47fb-9754-a3da037d4eb5" xsi:nil="true"/>
-    <ImageCreateDate xmlns="http://schemas.microsoft.com/sharepoint/v3" xsi:nil="true"/>
-    <GetImgForVideo xmlns="4ae7861e-4bff-47fb-9754-a3da037d4eb5" xsi:nil="true"/>
-    <Description xmlns="http://schemas.microsoft.com/sharepoint/v3" xsi:nil="true"/>
-  </documentManagement>
-</p:properties>
+<file path=customXml/itemProps1.xml><?xml version="1.0" encoding="utf-8"?>
+<ds:datastoreItem xmlns:ds="http://schemas.openxmlformats.org/officeDocument/2006/customXml" ds:itemID="{AFD07A8A-035B-44B3-8740-60045F8E4C9F}">
+  <ds:schemaRefs>
+    <ds:schemaRef ds:uri="http://schemas.microsoft.com/sharepoint/v3/contenttype/forms"/>
+  </ds:schemaRefs>
+</ds:datastoreItem>
 </file>
 
-<file path=customXml/item3.xml><?xml version="1.0" encoding="utf-8"?>
-<?mso-contentType ?>
-<FormTemplates xmlns="http://schemas.microsoft.com/sharepoint/v3/contenttype/forms">
-  <Display>DocumentLibraryForm</Display>
-  <Edit>DocumentLibraryForm</Edit>
-  <New>DocumentLibraryForm</New>
-</FormTemplates>
+<file path=customXml/itemProps2.xml><?xml version="1.0" encoding="utf-8"?>
+<ds:datastoreItem xmlns:ds="http://schemas.openxmlformats.org/officeDocument/2006/customXml" ds:itemID="{DFBF5159-804B-4563-9B15-6A0468B25410}">
+  <ds:schemaRefs>
+    <ds:schemaRef ds:uri="http://schemas.microsoft.com/office/2006/metadata/properties"/>
+    <ds:schemaRef ds:uri="http://schemas.microsoft.com/office/infopath/2007/PartnerControls"/>
+    <ds:schemaRef ds:uri="http://schemas.microsoft.com/sharepoint/v3"/>
+    <ds:schemaRef ds:uri="4ae7861e-4bff-47fb-9754-a3da037d4eb5"/>
+  </ds:schemaRefs>
+</ds:datastoreItem>
 </file>
 
-<file path=customXml/itemProps1.xml><?xml version="1.0" encoding="utf-8"?>
+<file path=customXml/itemProps3.xml><?xml version="1.0" encoding="utf-8"?>
 <ds:datastoreItem xmlns:ds="http://schemas.openxmlformats.org/officeDocument/2006/customXml" ds:itemID="{8032CC91-C47F-435F-963C-35AB8945FB24}">
   <ds:schemaRefs>
     <ds:schemaRef ds:uri="http://schemas.microsoft.com/office/2006/metadata/contentType"/>
@@ -6013,23 +6014,4 @@
     <ds:schemaRef ds:uri="http://schemas.microsoft.com/internal/obd"/>
   </ds:schemaRefs>
 </ds:datastoreItem>
-</file>
-
-<file path=customXml/itemProps2.xml><?xml version="1.0" encoding="utf-8"?>
-<ds:datastoreItem xmlns:ds="http://schemas.openxmlformats.org/officeDocument/2006/customXml" ds:itemID="{DFBF5159-804B-4563-9B15-6A0468B25410}">
-  <ds:schemaRefs>
-    <ds:schemaRef ds:uri="http://schemas.microsoft.com/office/2006/metadata/properties"/>
-    <ds:schemaRef ds:uri="http://schemas.microsoft.com/office/infopath/2007/PartnerControls"/>
-    <ds:schemaRef ds:uri="http://schemas.microsoft.com/sharepoint/v3"/>
-    <ds:schemaRef ds:uri="4ae7861e-4bff-47fb-9754-a3da037d4eb5"/>
-  </ds:schemaRefs>
-</ds:datastoreItem>
-</file>
-
-<file path=customXml/itemProps3.xml><?xml version="1.0" encoding="utf-8"?>
-<ds:datastoreItem xmlns:ds="http://schemas.openxmlformats.org/officeDocument/2006/customXml" ds:itemID="{AFD07A8A-035B-44B3-8740-60045F8E4C9F}">
-  <ds:schemaRefs>
-    <ds:schemaRef ds:uri="http://schemas.microsoft.com/sharepoint/v3/contenttype/forms"/>
-  </ds:schemaRefs>
-</ds:datastoreItem>
 </file>
--- a/CÔNG TY TNHH SẢN XUẤT LI XING/ThayDoiCSH_DDPL/HoSo2_QUYẾT ĐỊNH THAY ĐỔI.docx
+++ b/CÔNG TY TNHH SẢN XUẤT LI XING/ThayDoiCSH_DDPL/HoSo2_QUYẾT ĐỊNH THAY ĐỔI.docx
@@ -289,8 +289,6 @@
               </w:rPr>
               <w:t>16</w:t>
             </w:r>
-            <w:bookmarkStart w:id="0" w:name="_GoBack"/>
-            <w:bookmarkEnd w:id="0"/>
             <w:r>
               <w:rPr>
                 <w:rFonts w:ascii="Times New Roman" w:eastAsia="Times New Roman" w:hAnsi="Times New Roman" w:cs="Times New Roman"/>
@@ -824,7 +822,7 @@
           <w:sz w:val="28"/>
           <w:szCs w:val="28"/>
         </w:rPr>
-        <w:t>NGUYỄN THU HUYỀN</w:t>
+        <w:t>NGUYỄN VĂN VỊNH</w:t>
       </w:r>
       <w:r>
         <w:rPr>
@@ -864,15 +862,7 @@
           <w:sz w:val="28"/>
           <w:szCs w:val="28"/>
         </w:rPr>
-        <w:t>G</w:t>
-      </w:r>
-      <w:r>
-        <w:rPr>
-          <w:rFonts w:ascii="Times New Roman" w:hAnsi="Times New Roman"/>
-          <w:sz w:val="28"/>
-          <w:szCs w:val="28"/>
-        </w:rPr>
-        <w:t>iám đốc</w:t>
+        <w:t>Chủ tịch công ty kiêm giám đốc</w:t>
       </w:r>
       <w:r>
         <w:rPr>
@@ -936,7 +926,7 @@
           <w:sz w:val="28"/>
           <w:szCs w:val="28"/>
         </w:rPr>
-        <w:t>PHẠM THANH SƠN</w:t>
+        <w:t>PENG, HUAQIONG</w:t>
       </w:r>
       <w:r>
         <w:rPr>
@@ -1030,47 +1020,23 @@
           <w:sz w:val="28"/>
           <w:szCs w:val="28"/>
         </w:rPr>
-        <w:t xml:space="preserve">Họ và tên: </w:t>
-      </w:r>
-      <w:r>
-        <w:rPr>
-          <w:rFonts w:ascii="Times New Roman" w:hAnsi="Times New Roman"/>
-          <w:sz w:val="28"/>
-          <w:szCs w:val="28"/>
-        </w:rPr>
-        <w:t>PHẠM THANH SƠN</w:t>
-      </w:r>
-      <w:r>
-        <w:rPr>
-          <w:rFonts w:ascii="Times New Roman" w:hAnsi="Times New Roman"/>
-          <w:sz w:val="28"/>
-          <w:szCs w:val="28"/>
-        </w:rPr>
-        <w:tab/>
-      </w:r>
-      <w:r>
-        <w:rPr>
-          <w:rFonts w:ascii="Times New Roman" w:hAnsi="Times New Roman"/>
-          <w:sz w:val="28"/>
-          <w:szCs w:val="28"/>
-        </w:rPr>
-        <w:t xml:space="preserve">Giới tính: </w:t>
-      </w:r>
-      <w:r>
-        <w:rPr>
-          <w:rFonts w:ascii="Times New Roman" w:hAnsi="Times New Roman"/>
-          <w:sz w:val="28"/>
-          <w:szCs w:val="28"/>
-        </w:rPr>
-        <w:t>N</w:t>
-      </w:r>
-      <w:r>
-        <w:rPr>
-          <w:rFonts w:ascii="Times New Roman" w:hAnsi="Times New Roman"/>
-          <w:sz w:val="28"/>
-          <w:szCs w:val="28"/>
-        </w:rPr>
-        <w:t>am</w:t>
+        <w:t xml:space="preserve">Họ và tên: PENG, HUAQIONG </w:t>
+      </w:r>
+      <w:r>
+        <w:rPr>
+          <w:rFonts w:ascii="Times New Roman" w:hAnsi="Times New Roman"/>
+          <w:sz w:val="28"/>
+          <w:szCs w:val="28"/>
+        </w:rPr>
+        <w:t>;</w:t>
+      </w:r>
+      <w:r>
+        <w:rPr>
+          <w:rFonts w:ascii="Times New Roman" w:hAnsi="Times New Roman"/>
+          <w:sz w:val="28"/>
+          <w:szCs w:val="28"/>
+        </w:rPr>
+        <w:t xml:space="preserve"> Giới tính: Nữ</w:t>
       </w:r>
     </w:p>
     <w:p>
@@ -1090,31 +1056,7 @@
           <w:sz w:val="28"/>
           <w:szCs w:val="28"/>
         </w:rPr>
-        <w:t xml:space="preserve">Chức danh: </w:t>
-      </w:r>
-      <w:r>
-        <w:rPr>
-          <w:rFonts w:ascii="Times New Roman" w:hAnsi="Times New Roman"/>
-          <w:sz w:val="28"/>
-          <w:szCs w:val="28"/>
-        </w:rPr>
-        <w:t>Giám</w:t>
-      </w:r>
-      <w:r>
-        <w:rPr>
-          <w:rFonts w:ascii="Times New Roman" w:hAnsi="Times New Roman"/>
-          <w:sz w:val="28"/>
-          <w:szCs w:val="28"/>
-        </w:rPr>
-        <w:t xml:space="preserve"> đốc</w:t>
-      </w:r>
-      <w:r>
-        <w:rPr>
-          <w:rFonts w:ascii="Times New Roman" w:hAnsi="Times New Roman"/>
-          <w:sz w:val="28"/>
-          <w:szCs w:val="28"/>
-        </w:rPr>
-        <w:tab/>
+        <w:t>Chức danh: Giám đốc</w:t>
       </w:r>
     </w:p>
     <w:p>
@@ -1134,84 +1076,23 @@
           <w:sz w:val="28"/>
           <w:szCs w:val="28"/>
         </w:rPr>
-        <w:t xml:space="preserve">Sinh ngày: </w:t>
-      </w:r>
-      <w:r>
-        <w:rPr>
-          <w:rFonts w:ascii="Times New Roman" w:hAnsi="Times New Roman"/>
-          <w:bCs/>
-          <w:sz w:val="28"/>
-          <w:szCs w:val="28"/>
-        </w:rPr>
-        <w:t>23/01/2000</w:t>
-      </w:r>
-      <w:r>
-        <w:rPr>
-          <w:rFonts w:ascii="Times New Roman" w:hAnsi="Times New Roman"/>
-          <w:sz w:val="28"/>
-          <w:szCs w:val="28"/>
-        </w:rPr>
-        <w:tab/>
-      </w:r>
-      <w:r>
-        <w:rPr>
-          <w:rFonts w:ascii="Times New Roman" w:hAnsi="Times New Roman"/>
-          <w:sz w:val="28"/>
-          <w:szCs w:val="28"/>
-        </w:rPr>
-        <w:tab/>
-      </w:r>
-      <w:r>
-        <w:rPr>
-          <w:rFonts w:ascii="Times New Roman" w:hAnsi="Times New Roman"/>
-          <w:sz w:val="28"/>
-          <w:szCs w:val="28"/>
-        </w:rPr>
-        <w:t xml:space="preserve"> </w:t>
-      </w:r>
-      <w:r>
-        <w:rPr>
-          <w:rFonts w:ascii="Times New Roman" w:hAnsi="Times New Roman"/>
-          <w:bCs/>
-          <w:sz w:val="28"/>
-          <w:szCs w:val="28"/>
-        </w:rPr>
-        <w:tab/>
-      </w:r>
-      <w:r>
-        <w:rPr>
-          <w:rFonts w:ascii="Times New Roman" w:hAnsi="Times New Roman"/>
-          <w:bCs/>
-          <w:sz w:val="28"/>
-          <w:szCs w:val="28"/>
-        </w:rPr>
-        <w:tab/>
-      </w:r>
-      <w:r>
-        <w:rPr>
-          <w:rFonts w:ascii="Times New Roman" w:hAnsi="Times New Roman"/>
-          <w:sz w:val="28"/>
-          <w:szCs w:val="28"/>
-        </w:rPr>
-        <w:t>Quốc tịch:</w:t>
-      </w:r>
-      <w:r>
-        <w:rPr>
-          <w:rFonts w:ascii="Times New Roman" w:hAnsi="Times New Roman"/>
-          <w:bCs/>
-          <w:sz w:val="28"/>
-          <w:szCs w:val="28"/>
-        </w:rPr>
-        <w:t xml:space="preserve"> </w:t>
-      </w:r>
-      <w:r>
-        <w:rPr>
-          <w:rFonts w:ascii="Times New Roman" w:hAnsi="Times New Roman"/>
-          <w:bCs/>
-          <w:sz w:val="28"/>
-          <w:szCs w:val="28"/>
-        </w:rPr>
-        <w:t>Việt Nam</w:t>
+        <w:t>Sinh ngày: 13/04/2000</w:t>
+      </w:r>
+      <w:r>
+        <w:rPr>
+          <w:rFonts w:ascii="Times New Roman" w:hAnsi="Times New Roman"/>
+          <w:sz w:val="28"/>
+          <w:szCs w:val="28"/>
+        </w:rPr>
+        <w:t>;</w:t>
+      </w:r>
+      <w:r>
+        <w:rPr>
+          <w:rFonts w:ascii="Times New Roman" w:hAnsi="Times New Roman"/>
+          <w:sz w:val="28"/>
+          <w:szCs w:val="28"/>
+        </w:rPr>
+        <w:t xml:space="preserve"> Quốc tịch: TRUNG QUỐC</w:t>
       </w:r>
     </w:p>
     <w:p>
@@ -1231,125 +1112,7 @@
           <w:sz w:val="28"/>
           <w:szCs w:val="28"/>
         </w:rPr>
-        <w:t>Loại giấy tờ pháp lý:</w:t>
-      </w:r>
-      <w:r>
-        <w:rPr>
-          <w:rFonts w:ascii="Times New Roman" w:hAnsi="Times New Roman"/>
-          <w:sz w:val="28"/>
-          <w:szCs w:val="28"/>
-        </w:rPr>
-        <w:t xml:space="preserve"> </w:t>
-      </w:r>
-      <w:r>
-        <w:rPr>
-          <w:rFonts w:ascii="Times New Roman" w:hAnsi="Times New Roman"/>
-          <w:sz w:val="28"/>
-          <w:szCs w:val="28"/>
-        </w:rPr>
-        <w:t>Căn cước</w:t>
-      </w:r>
-    </w:p>
-    <w:p>
-      <w:pPr>
-        <w:spacing w:after="120" w:line="240" w:lineRule="auto"/>
-        <w:ind w:left="0" w:right="0" w:firstLine="360"/>
-        <w:rPr>
-          <w:rFonts w:ascii="Times New Roman" w:hAnsi="Times New Roman"/>
-          <w:sz w:val="28"/>
-          <w:szCs w:val="28"/>
-        </w:rPr>
-      </w:pPr>
-      <w:r>
-        <w:rPr>
-          <w:rFonts w:ascii="Times New Roman" w:hAnsi="Times New Roman"/>
-          <w:sz w:val="28"/>
-          <w:szCs w:val="28"/>
-        </w:rPr>
-        <w:t xml:space="preserve">Số giấy tờ pháp lý: </w:t>
-      </w:r>
-      <w:r>
-        <w:rPr>
-          <w:rFonts w:ascii="Times New Roman" w:hAnsi="Times New Roman"/>
-          <w:sz w:val="28"/>
-          <w:szCs w:val="28"/>
-        </w:rPr>
-        <w:t>074200006764</w:t>
-      </w:r>
-      <w:r>
-        <w:rPr>
-          <w:rFonts w:ascii="Times New Roman" w:hAnsi="Times New Roman"/>
-          <w:sz w:val="28"/>
-          <w:szCs w:val="28"/>
-        </w:rPr>
-        <w:tab/>
-      </w:r>
-      <w:r>
-        <w:rPr>
-          <w:rFonts w:ascii="Times New Roman" w:hAnsi="Times New Roman"/>
-          <w:sz w:val="28"/>
-          <w:szCs w:val="28"/>
-        </w:rPr>
-        <w:tab/>
-      </w:r>
-      <w:r>
-        <w:rPr>
-          <w:rFonts w:ascii="Times New Roman" w:hAnsi="Times New Roman"/>
-          <w:sz w:val="28"/>
-          <w:szCs w:val="28"/>
-        </w:rPr>
-        <w:t>Ngày cấp</w:t>
-      </w:r>
-      <w:r>
-        <w:rPr>
-          <w:rFonts w:ascii="Times New Roman" w:hAnsi="Times New Roman"/>
-          <w:bCs/>
-          <w:sz w:val="28"/>
-          <w:szCs w:val="28"/>
-        </w:rPr>
-        <w:t xml:space="preserve">: </w:t>
-      </w:r>
-      <w:r>
-        <w:rPr>
-          <w:rFonts w:ascii="Times New Roman" w:hAnsi="Times New Roman"/>
-          <w:bCs/>
-          <w:sz w:val="28"/>
-          <w:szCs w:val="28"/>
-        </w:rPr>
-        <w:t>25/11/2024</w:t>
-      </w:r>
-      <w:r>
-        <w:rPr>
-          <w:rFonts w:ascii="Times New Roman" w:hAnsi="Times New Roman"/>
-          <w:bCs/>
-          <w:sz w:val="28"/>
-          <w:szCs w:val="28"/>
-        </w:rPr>
-        <w:tab/>
-      </w:r>
-      <w:r>
-        <w:rPr>
-          <w:rFonts w:ascii="Times New Roman" w:hAnsi="Times New Roman"/>
-          <w:sz w:val="28"/>
-          <w:szCs w:val="28"/>
-        </w:rPr>
-        <w:t>Nơi cấp</w:t>
-      </w:r>
-      <w:r>
-        <w:rPr>
-          <w:rFonts w:ascii="Times New Roman" w:hAnsi="Times New Roman"/>
-          <w:sz w:val="28"/>
-          <w:szCs w:val="28"/>
-        </w:rPr>
-        <w:t xml:space="preserve">: </w:t>
-      </w:r>
-      <w:r>
-        <w:rPr>
-          <w:rFonts w:ascii="Times New Roman" w:hAnsi="Times New Roman"/>
-          <w:sz w:val="28"/>
-          <w:szCs w:val="28"/>
-        </w:rPr>
-        <w:t>BỘ CÔNG AN</w:t>
+        <w:t>Loại giấy tờ pháp lý của cá nhân: Hộ chiếu nước ngoài</w:t>
       </w:r>
     </w:p>
     <w:p>
@@ -1369,7 +1132,7 @@
           <w:sz w:val="28"/>
           <w:szCs w:val="28"/>
         </w:rPr>
-        <w:t>Địa chỉ thường trú: Số Nhà 8/8, Bình Quới B, Phường Thuận Giao, Thành phố Hồ Chí Minh, Việt Nam</w:t>
+        <w:t>Số giấy tờ pháp lý của cá nhân: EJ1533179</w:t>
       </w:r>
     </w:p>
     <w:p>
@@ -1389,7 +1152,7 @@
           <w:sz w:val="28"/>
           <w:szCs w:val="28"/>
         </w:rPr>
-        <w:t>Địa chỉ liên lạc:Số Nhà 8/8, Bình Quới B, Phường Thuận Giao, Thành phố Hồ Chí Minh, Việt Nam</w:t>
+        <w:t>Ngày cấp: 26/03/2020 | Nơi cấp: Cục Quản lý Nhập cư Quốc gia, Cộng hòa Nhân dân Trung Hoa</w:t>
       </w:r>
     </w:p>
     <w:p>
@@ -1409,7 +1172,59 @@
           <w:sz w:val="28"/>
           <w:szCs w:val="28"/>
         </w:rPr>
+        <w:t>Địa chỉ thường trú: Tổ 2, làng Ngụy Gia Sơn , thị trấn Vạn An, huyện Ân Dương, thành phố Ba Trung, tỉnh Tứ Xuyên, Trung Quốc</w:t>
+      </w:r>
+    </w:p>
+    <w:p>
+      <w:pPr>
+        <w:spacing w:after="120" w:line="240" w:lineRule="auto"/>
+        <w:ind w:left="0" w:right="0" w:firstLine="360"/>
+        <w:jc w:val="both"/>
+        <w:rPr>
+          <w:rFonts w:ascii="Times New Roman" w:hAnsi="Times New Roman"/>
+          <w:sz w:val="28"/>
+          <w:szCs w:val="28"/>
+        </w:rPr>
+      </w:pPr>
+      <w:r>
+        <w:rPr>
+          <w:rFonts w:ascii="Times New Roman" w:hAnsi="Times New Roman"/>
+          <w:sz w:val="28"/>
+          <w:szCs w:val="28"/>
+        </w:rPr>
         <w:lastRenderedPageBreak/>
+        <w:t>Địa chỉ liên lạc: 139 Đường Uyên Hưng 24, Khu phố 6, Phường Tân Uyên, Thành phố Hồ Chí Minh, Việt Nam</w:t>
+      </w:r>
+    </w:p>
+    <w:p>
+      <w:pPr>
+        <w:spacing w:after="120" w:line="240" w:lineRule="auto"/>
+        <w:ind w:left="0" w:right="0" w:firstLine="360"/>
+        <w:jc w:val="both"/>
+        <w:rPr>
+          <w:rFonts w:ascii="Times New Roman" w:hAnsi="Times New Roman"/>
+          <w:sz w:val="28"/>
+          <w:szCs w:val="28"/>
+        </w:rPr>
+      </w:pPr>
+    </w:p>
+    <w:p>
+      <w:pPr>
+        <w:spacing w:after="120" w:line="240" w:lineRule="auto"/>
+        <w:ind w:left="0" w:right="0" w:firstLine="360"/>
+        <w:jc w:val="both"/>
+        <w:rPr>
+          <w:rFonts w:ascii="Times New Roman" w:hAnsi="Times New Roman"/>
+          <w:sz w:val="28"/>
+          <w:szCs w:val="28"/>
+        </w:rPr>
+      </w:pPr>
+      <w:r>
+        <w:rPr>
+          <w:rFonts w:ascii="Times New Roman" w:hAnsi="Times New Roman"/>
+          <w:sz w:val="28"/>
+          <w:szCs w:val="28"/>
+        </w:rPr>
         <w:t xml:space="preserve"> </w:t>
       </w:r>
     </w:p>
@@ -1515,15 +1330,15 @@
           <w:sz w:val="28"/>
           <w:szCs w:val="28"/>
         </w:rPr>
-        <w:t>Ngành nghề được c</w:t>
-      </w:r>
-      <w:r>
-        <w:rPr>
-          <w:rFonts w:ascii="Times New Roman" w:hAnsi="Times New Roman"/>
-          <w:sz w:val="28"/>
-          <w:szCs w:val="28"/>
-        </w:rPr>
-        <w:t>ập nhật</w:t>
+        <w:t xml:space="preserve">Ngành nghề </w:t>
+      </w:r>
+      <w:r>
+        <w:rPr>
+          <w:rFonts w:ascii="Times New Roman" w:hAnsi="Times New Roman"/>
+          <w:sz w:val="28"/>
+          <w:szCs w:val="28"/>
+        </w:rPr>
+        <w:t>được bổ sung</w:t>
       </w:r>
       <w:r>
         <w:rPr>
@@ -1536,41 +1351,45 @@
     </w:p>
     <w:tbl>
       <w:tblPr>
-        <w:tblStyle w:val="TableGrid1"/>
-        <w:tblW w:w="0" w:type="auto"/>
+        <w:tblW w:w="9214" w:type="dxa"/>
+        <w:tblInd w:w="108" w:type="dxa"/>
+        <w:tblBorders>
+          <w:top w:val="single" w:sz="4" w:space="0" w:color="000000"/>
+          <w:left w:val="single" w:sz="4" w:space="0" w:color="000000"/>
+          <w:bottom w:val="single" w:sz="4" w:space="0" w:color="000000"/>
+          <w:right w:val="single" w:sz="4" w:space="0" w:color="000000"/>
+          <w:insideH w:val="single" w:sz="4" w:space="0" w:color="000000"/>
+          <w:insideV w:val="single" w:sz="4" w:space="0" w:color="000000"/>
+        </w:tblBorders>
         <w:tblLook w:val="04A0" w:firstRow="1" w:lastRow="0" w:firstColumn="1" w:lastColumn="0" w:noHBand="0" w:noVBand="1"/>
       </w:tblPr>
       <w:tblGrid>
-        <w:gridCol w:w="679"/>
-        <w:gridCol w:w="1349"/>
-        <w:gridCol w:w="6004"/>
-        <w:gridCol w:w="1254"/>
+        <w:gridCol w:w="810"/>
+        <w:gridCol w:w="5466"/>
+        <w:gridCol w:w="901"/>
+        <w:gridCol w:w="2037"/>
       </w:tblGrid>
       <w:tr>
-        <w:trPr>
-          <w:cantSplit/>
-          <w:tblHeader/>
-        </w:trPr>
         <w:tc>
           <w:tcPr>
-            <w:tcW w:w="680" w:type="dxa"/>
-            <w:shd w:val="clear" w:color="auto" w:fill="D9E1F2"/>
+            <w:tcW w:w="810" w:type="dxa"/>
           </w:tcPr>
           <w:p>
             <w:pPr>
-              <w:spacing w:after="0" w:line="240" w:lineRule="auto"/>
+              <w:spacing w:before="120" w:after="0" w:line="340" w:lineRule="exact"/>
               <w:ind w:left="0" w:right="0"/>
               <w:jc w:val="center"/>
               <w:rPr>
-                <w:rFonts w:ascii="Times New Roman" w:eastAsia="Times New Roman" w:hAnsi="Times New Roman" w:cs="Times New Roman"/>
-                <w:sz w:val="24"/>
-              </w:rPr>
-            </w:pPr>
-            <w:r>
-              <w:rPr>
-                <w:rFonts w:ascii="Times New Roman" w:eastAsia="Times New Roman" w:hAnsi="Times New Roman" w:cs="Times New Roman"/>
-                <w:b/>
-                <w:sz w:val="24"/>
+                <w:rFonts w:ascii="Times New Roman" w:hAnsi="Times New Roman" w:cs="Times New Roman"/>
+                <w:sz w:val="28"/>
+                <w:szCs w:val="28"/>
+              </w:rPr>
+            </w:pPr>
+            <w:r>
+              <w:rPr>
+                <w:rFonts w:ascii="Times New Roman" w:hAnsi="Times New Roman" w:cs="Times New Roman"/>
+                <w:sz w:val="28"/>
+                <w:szCs w:val="28"/>
               </w:rPr>
               <w:t>STT</w:t>
             </w:r>
@@ -1578,95 +1397,105 @@
         </w:tc>
         <w:tc>
           <w:tcPr>
-            <w:tcW w:w="1417" w:type="dxa"/>
-            <w:shd w:val="clear" w:color="auto" w:fill="D9E1F2"/>
+            <w:tcW w:w="5466" w:type="dxa"/>
           </w:tcPr>
           <w:p>
             <w:pPr>
-              <w:spacing w:after="0" w:line="240" w:lineRule="auto"/>
+              <w:spacing w:before="120" w:after="0" w:line="340" w:lineRule="exact"/>
               <w:ind w:left="0" w:right="0"/>
               <w:jc w:val="center"/>
               <w:rPr>
-                <w:rFonts w:ascii="Times New Roman" w:eastAsia="Times New Roman" w:hAnsi="Times New Roman" w:cs="Times New Roman"/>
-                <w:sz w:val="24"/>
-              </w:rPr>
-            </w:pPr>
-            <w:r>
-              <w:rPr>
-                <w:rFonts w:ascii="Times New Roman" w:eastAsia="Times New Roman" w:hAnsi="Times New Roman" w:cs="Times New Roman"/>
-                <w:b/>
-                <w:sz w:val="24"/>
-              </w:rPr>
-              <w:t>Mã ngành</w:t>
+                <w:rFonts w:ascii="Times New Roman" w:hAnsi="Times New Roman" w:cs="Times New Roman"/>
+                <w:sz w:val="28"/>
+                <w:szCs w:val="28"/>
+              </w:rPr>
+            </w:pPr>
+            <w:r>
+              <w:rPr>
+                <w:rFonts w:ascii="Times New Roman" w:hAnsi="Times New Roman" w:cs="Times New Roman"/>
+                <w:sz w:val="28"/>
+                <w:szCs w:val="28"/>
+              </w:rPr>
+              <w:t xml:space="preserve">Tên ngành, nghề kinh doanh </w:t>
+            </w:r>
+          </w:p>
+          <w:p>
+            <w:pPr>
+              <w:spacing w:after="0" w:line="340" w:lineRule="exact"/>
+              <w:ind w:left="0" w:right="0"/>
+              <w:jc w:val="center"/>
+              <w:rPr>
+                <w:rFonts w:ascii="Times New Roman" w:hAnsi="Times New Roman" w:cs="Times New Roman"/>
+                <w:sz w:val="28"/>
+                <w:szCs w:val="28"/>
+              </w:rPr>
+            </w:pPr>
+            <w:r>
+              <w:rPr>
+                <w:rFonts w:ascii="Times New Roman" w:hAnsi="Times New Roman" w:cs="Times New Roman"/>
+                <w:sz w:val="28"/>
+                <w:szCs w:val="28"/>
+              </w:rPr>
+              <w:t>được bổ sung</w:t>
             </w:r>
           </w:p>
         </w:tc>
         <w:tc>
           <w:tcPr>
-            <w:tcW w:w="6690" w:type="dxa"/>
-            <w:shd w:val="clear" w:color="auto" w:fill="D9E1F2"/>
+            <w:tcW w:w="901" w:type="dxa"/>
           </w:tcPr>
           <w:p>
             <w:pPr>
-              <w:spacing w:after="0" w:line="240" w:lineRule="auto"/>
+              <w:spacing w:before="120" w:after="0" w:line="340" w:lineRule="exact"/>
               <w:ind w:left="0" w:right="0"/>
               <w:jc w:val="center"/>
               <w:rPr>
-                <w:rFonts w:ascii="Times New Roman" w:eastAsia="Times New Roman" w:hAnsi="Times New Roman" w:cs="Times New Roman"/>
-                <w:sz w:val="24"/>
-              </w:rPr>
-            </w:pPr>
-            <w:r>
-              <w:rPr>
-                <w:rFonts w:ascii="Times New Roman" w:eastAsia="Times New Roman" w:hAnsi="Times New Roman" w:cs="Times New Roman"/>
-                <w:b/>
-                <w:sz w:val="24"/>
-              </w:rPr>
-              <w:t>Tên ngành</w:t>
-            </w:r>
-            <w:r>
-              <w:rPr>
-                <w:rFonts w:ascii="Times New Roman" w:eastAsia="Times New Roman" w:hAnsi="Times New Roman" w:cs="Times New Roman"/>
-                <w:b/>
-                <w:sz w:val="24"/>
-              </w:rPr>
-              <w:t xml:space="preserve"> được cập nhật</w:t>
+                <w:rFonts w:ascii="Times New Roman" w:hAnsi="Times New Roman" w:cs="Times New Roman"/>
+                <w:sz w:val="28"/>
+                <w:szCs w:val="28"/>
+              </w:rPr>
+            </w:pPr>
+            <w:r>
+              <w:rPr>
+                <w:rFonts w:ascii="Times New Roman" w:hAnsi="Times New Roman" w:cs="Times New Roman"/>
+                <w:sz w:val="28"/>
+                <w:szCs w:val="28"/>
+              </w:rPr>
+              <w:t>Mã ngành</w:t>
             </w:r>
           </w:p>
         </w:tc>
         <w:tc>
           <w:tcPr>
-            <w:tcW w:w="1304" w:type="dxa"/>
-            <w:shd w:val="clear" w:color="auto" w:fill="D9E1F2"/>
+            <w:tcW w:w="2037" w:type="dxa"/>
           </w:tcPr>
           <w:p>
             <w:pPr>
-              <w:spacing w:after="0" w:line="240" w:lineRule="auto"/>
+              <w:spacing w:before="120" w:after="0" w:line="340" w:lineRule="exact"/>
               <w:ind w:left="0" w:right="0"/>
               <w:jc w:val="center"/>
               <w:rPr>
-                <w:rFonts w:ascii="Times New Roman" w:eastAsia="Times New Roman" w:hAnsi="Times New Roman" w:cs="Times New Roman"/>
-                <w:sz w:val="24"/>
-              </w:rPr>
-            </w:pPr>
-            <w:r>
-              <w:rPr>
-                <w:rFonts w:ascii="Times New Roman" w:eastAsia="Times New Roman" w:hAnsi="Times New Roman" w:cs="Times New Roman"/>
-                <w:b/>
-                <w:sz w:val="24"/>
-              </w:rPr>
-              <w:t>Ngành chính</w:t>
+                <w:rFonts w:ascii="Times New Roman" w:hAnsi="Times New Roman" w:cs="Times New Roman"/>
+                <w:sz w:val="28"/>
+                <w:szCs w:val="28"/>
+              </w:rPr>
+            </w:pPr>
+            <w:r>
+              <w:rPr>
+                <w:rFonts w:ascii="Times New Roman" w:eastAsia="Times New Roman" w:hAnsi="Times New Roman" w:cs="Times New Roman"/>
+                <w:sz w:val="28"/>
+                <w:szCs w:val="28"/>
+                <w:lang w:eastAsia="zh-CN"/>
+              </w:rPr>
+              <w:t>Ngành, nghề kinh doanh chính</w:t>
             </w:r>
           </w:p>
         </w:tc>
       </w:tr>
       <w:tr>
-        <w:trPr>
-          <w:cantSplit/>
-        </w:trPr>
         <w:tc>
           <w:tcPr>
-            <w:tcW w:w="680" w:type="dxa"/>
+            <w:tcW w:w="810" w:type="dxa"/>
           </w:tcPr>
           <w:p>
             <w:pPr>
@@ -1689,13 +1518,12 @@
         </w:tc>
         <w:tc>
           <w:tcPr>
-            <w:tcW w:w="1417" w:type="dxa"/>
+            <w:tcW w:w="5466" w:type="dxa"/>
           </w:tcPr>
           <w:p>
             <w:pPr>
               <w:spacing w:after="0" w:line="240" w:lineRule="auto"/>
               <w:ind w:left="0" w:right="0"/>
-              <w:jc w:val="center"/>
               <w:rPr>
                 <w:rFonts w:ascii="Times New Roman" w:eastAsia="Times New Roman" w:hAnsi="Times New Roman" w:cs="Times New Roman"/>
                 <w:sz w:val="24"/>
@@ -1706,13 +1534,13 @@
                 <w:rFonts w:ascii="Times New Roman" w:eastAsia="Times New Roman" w:hAnsi="Times New Roman" w:cs="Times New Roman"/>
                 <w:sz w:val="24"/>
               </w:rPr>
-              <w:t>5510</w:t>
+              <w:t>Sản xuất giường, tủ, bàn, ghế bằng gỗ</w:t>
             </w:r>
           </w:p>
         </w:tc>
         <w:tc>
           <w:tcPr>
-            <w:tcW w:w="6690" w:type="dxa"/>
+            <w:tcW w:w="901" w:type="dxa"/>
           </w:tcPr>
           <w:p>
             <w:pPr>
@@ -1728,30 +1556,13 @@
                 <w:rFonts w:ascii="Times New Roman" w:eastAsia="Times New Roman" w:hAnsi="Times New Roman" w:cs="Times New Roman"/>
                 <w:sz w:val="24"/>
               </w:rPr>
-              <w:t>Khách sạn và dịch vụ lưu trú tương tự</w:t>
-            </w:r>
-          </w:p>
-          <w:p>
-            <w:pPr>
-              <w:spacing w:after="0" w:line="240" w:lineRule="auto"/>
-              <w:ind w:left="0" w:right="0"/>
-              <w:rPr>
-                <w:rFonts w:ascii="Times New Roman" w:eastAsia="Times New Roman" w:hAnsi="Times New Roman" w:cs="Times New Roman"/>
-                <w:sz w:val="24"/>
-              </w:rPr>
-            </w:pPr>
-            <w:r>
-              <w:rPr>
-                <w:rFonts w:ascii="Times New Roman" w:eastAsia="Times New Roman" w:hAnsi="Times New Roman" w:cs="Times New Roman"/>
-                <w:sz w:val="24"/>
-              </w:rPr>
-              <w:t>Chi tiết: Khách sạn, dịch vụ cho thuê phòng trọ, dịch vụ lưu trú du lịch</w:t>
+              <w:t>3101</w:t>
             </w:r>
           </w:p>
         </w:tc>
         <w:tc>
           <w:tcPr>
-            <w:tcW w:w="1304" w:type="dxa"/>
+            <w:tcW w:w="2037" w:type="dxa"/>
           </w:tcPr>
           <w:p>
             <w:pPr>
@@ -1763,23 +1574,13 @@
                 <w:sz w:val="24"/>
               </w:rPr>
             </w:pPr>
-            <w:r>
-              <w:rPr>
-                <w:rFonts w:ascii="Times New Roman" w:eastAsia="Times New Roman" w:hAnsi="Times New Roman" w:cs="Times New Roman"/>
-                <w:sz w:val="24"/>
-              </w:rPr>
-              <w:t>X</w:t>
-            </w:r>
           </w:p>
         </w:tc>
       </w:tr>
       <w:tr>
-        <w:trPr>
-          <w:cantSplit/>
-        </w:trPr>
         <w:tc>
           <w:tcPr>
-            <w:tcW w:w="680" w:type="dxa"/>
+            <w:tcW w:w="810" w:type="dxa"/>
           </w:tcPr>
           <w:p>
             <w:pPr>
@@ -1802,13 +1603,12 @@
         </w:tc>
         <w:tc>
           <w:tcPr>
-            <w:tcW w:w="1417" w:type="dxa"/>
+            <w:tcW w:w="5466" w:type="dxa"/>
           </w:tcPr>
           <w:p>
             <w:pPr>
               <w:spacing w:after="0" w:line="240" w:lineRule="auto"/>
               <w:ind w:left="0" w:right="0"/>
-              <w:jc w:val="center"/>
               <w:rPr>
                 <w:rFonts w:ascii="Times New Roman" w:eastAsia="Times New Roman" w:hAnsi="Times New Roman" w:cs="Times New Roman"/>
                 <w:sz w:val="24"/>
@@ -1819,13 +1619,30 @@
                 <w:rFonts w:ascii="Times New Roman" w:eastAsia="Times New Roman" w:hAnsi="Times New Roman" w:cs="Times New Roman"/>
                 <w:sz w:val="24"/>
               </w:rPr>
-              <w:t>4759</w:t>
+              <w:t>Bán buôn chuyên doanh khác chưa được phân vào đâu</w:t>
+            </w:r>
+          </w:p>
+          <w:p>
+            <w:pPr>
+              <w:spacing w:after="0" w:line="240" w:lineRule="auto"/>
+              <w:ind w:left="0" w:right="0"/>
+              <w:rPr>
+                <w:rFonts w:ascii="Times New Roman" w:eastAsia="Times New Roman" w:hAnsi="Times New Roman" w:cs="Times New Roman"/>
+                <w:sz w:val="24"/>
+              </w:rPr>
+            </w:pPr>
+            <w:r>
+              <w:rPr>
+                <w:rFonts w:ascii="Times New Roman" w:eastAsia="Times New Roman" w:hAnsi="Times New Roman" w:cs="Times New Roman"/>
+                <w:sz w:val="24"/>
+              </w:rPr>
+              <w:t>Chi tiết: Bán buôn nguyên phụ liệu, vật liệu nội thất.</w:t>
             </w:r>
           </w:p>
         </w:tc>
         <w:tc>
           <w:tcPr>
-            <w:tcW w:w="6690" w:type="dxa"/>
+            <w:tcW w:w="901" w:type="dxa"/>
           </w:tcPr>
           <w:p>
             <w:pPr>
@@ -1841,30 +1658,13 @@
                 <w:rFonts w:ascii="Times New Roman" w:eastAsia="Times New Roman" w:hAnsi="Times New Roman" w:cs="Times New Roman"/>
                 <w:sz w:val="24"/>
               </w:rPr>
-              <w:t>Bán lẻ đồ điện gia dụng, giường, tủ, bàn, ghế và đồ nội thất tương tự, đèn và bộ đèn điện, đồ dùng gia đình khác chưa được phân vào đâu</w:t>
-            </w:r>
-          </w:p>
-          <w:p>
-            <w:pPr>
-              <w:spacing w:after="0" w:line="240" w:lineRule="auto"/>
-              <w:ind w:left="0" w:right="0"/>
-              <w:rPr>
-                <w:rFonts w:ascii="Times New Roman" w:eastAsia="Times New Roman" w:hAnsi="Times New Roman" w:cs="Times New Roman"/>
-                <w:sz w:val="24"/>
-              </w:rPr>
-            </w:pPr>
-            <w:r>
-              <w:rPr>
-                <w:rFonts w:ascii="Times New Roman" w:eastAsia="Times New Roman" w:hAnsi="Times New Roman" w:cs="Times New Roman"/>
-                <w:sz w:val="24"/>
-              </w:rPr>
-              <w:t>Chi tiết: Mua bán đồ trang trí nội, ngoại thất</w:t>
+              <w:t>4679</w:t>
             </w:r>
           </w:p>
         </w:tc>
         <w:tc>
           <w:tcPr>
-            <w:tcW w:w="1304" w:type="dxa"/>
+            <w:tcW w:w="2037" w:type="dxa"/>
           </w:tcPr>
           <w:p>
             <w:pPr>
@@ -1880,12 +1680,9 @@
         </w:tc>
       </w:tr>
       <w:tr>
-        <w:trPr>
-          <w:cantSplit/>
-        </w:trPr>
         <w:tc>
           <w:tcPr>
-            <w:tcW w:w="680" w:type="dxa"/>
+            <w:tcW w:w="810" w:type="dxa"/>
           </w:tcPr>
           <w:p>
             <w:pPr>
@@ -1908,13 +1705,12 @@
         </w:tc>
         <w:tc>
           <w:tcPr>
-            <w:tcW w:w="1417" w:type="dxa"/>
+            <w:tcW w:w="5466" w:type="dxa"/>
           </w:tcPr>
           <w:p>
             <w:pPr>
               <w:spacing w:after="0" w:line="240" w:lineRule="auto"/>
               <w:ind w:left="0" w:right="0"/>
-              <w:jc w:val="center"/>
               <w:rPr>
                 <w:rFonts w:ascii="Times New Roman" w:eastAsia="Times New Roman" w:hAnsi="Times New Roman" w:cs="Times New Roman"/>
                 <w:sz w:val="24"/>
@@ -1925,13 +1721,30 @@
                 <w:rFonts w:ascii="Times New Roman" w:eastAsia="Times New Roman" w:hAnsi="Times New Roman" w:cs="Times New Roman"/>
                 <w:sz w:val="24"/>
               </w:rPr>
-              <w:t>9329</w:t>
+              <w:t>Bán buôn vật liệu, thiết bị lắp đặt khác trong xây dựng</w:t>
+            </w:r>
+          </w:p>
+          <w:p>
+            <w:pPr>
+              <w:spacing w:after="0" w:line="240" w:lineRule="auto"/>
+              <w:ind w:left="0" w:right="0"/>
+              <w:rPr>
+                <w:rFonts w:ascii="Times New Roman" w:eastAsia="Times New Roman" w:hAnsi="Times New Roman" w:cs="Times New Roman"/>
+                <w:sz w:val="24"/>
+              </w:rPr>
+            </w:pPr>
+            <w:r>
+              <w:rPr>
+                <w:rFonts w:ascii="Times New Roman" w:eastAsia="Times New Roman" w:hAnsi="Times New Roman" w:cs="Times New Roman"/>
+                <w:sz w:val="24"/>
+              </w:rPr>
+              <w:t>Chi tiết: Bán buôn gỗ, ván, MDF.</w:t>
             </w:r>
           </w:p>
         </w:tc>
         <w:tc>
           <w:tcPr>
-            <w:tcW w:w="6690" w:type="dxa"/>
+            <w:tcW w:w="901" w:type="dxa"/>
           </w:tcPr>
           <w:p>
             <w:pPr>
@@ -1947,225 +1760,13 @@
                 <w:rFonts w:ascii="Times New Roman" w:eastAsia="Times New Roman" w:hAnsi="Times New Roman" w:cs="Times New Roman"/>
                 <w:sz w:val="24"/>
               </w:rPr>
-              <w:t>Hoạt động vui chơi giải trí khác</w:t>
-            </w:r>
-          </w:p>
-          <w:p>
-            <w:pPr>
-              <w:spacing w:after="0" w:line="240" w:lineRule="auto"/>
-              <w:ind w:left="0" w:right="0"/>
-              <w:rPr>
-                <w:rFonts w:ascii="Times New Roman" w:eastAsia="Times New Roman" w:hAnsi="Times New Roman" w:cs="Times New Roman"/>
-                <w:sz w:val="24"/>
-              </w:rPr>
-            </w:pPr>
-            <w:r>
-              <w:rPr>
-                <w:rFonts w:ascii="Times New Roman" w:eastAsia="Times New Roman" w:hAnsi="Times New Roman" w:cs="Times New Roman"/>
-                <w:sz w:val="24"/>
-              </w:rPr>
-              <w:t>Chi tiết: Dịch vụ karaoke (Doanh nghiệp chỉ được hoạt động sau khi được cơ quan có thẩm quyền cấp giấy phép kinh doanh karaoke)</w:t>
+              <w:t>4673</w:t>
             </w:r>
           </w:p>
         </w:tc>
         <w:tc>
           <w:tcPr>
-            <w:tcW w:w="1304" w:type="dxa"/>
-          </w:tcPr>
-          <w:p>
-            <w:pPr>
-              <w:spacing w:after="0" w:line="240" w:lineRule="auto"/>
-              <w:ind w:left="0" w:right="0"/>
-              <w:jc w:val="center"/>
-              <w:rPr>
-                <w:rFonts w:ascii="Times New Roman" w:eastAsia="Times New Roman" w:hAnsi="Times New Roman" w:cs="Times New Roman"/>
-                <w:sz w:val="24"/>
-              </w:rPr>
-            </w:pPr>
-          </w:p>
-        </w:tc>
-      </w:tr>
-      <w:tr>
-        <w:trPr>
-          <w:cantSplit/>
-        </w:trPr>
-        <w:tc>
-          <w:tcPr>
-            <w:tcW w:w="680" w:type="dxa"/>
-          </w:tcPr>
-          <w:p>
-            <w:pPr>
-              <w:spacing w:after="0" w:line="240" w:lineRule="auto"/>
-              <w:ind w:left="0" w:right="0"/>
-              <w:jc w:val="center"/>
-              <w:rPr>
-                <w:rFonts w:ascii="Times New Roman" w:eastAsia="Times New Roman" w:hAnsi="Times New Roman" w:cs="Times New Roman"/>
-                <w:sz w:val="24"/>
-              </w:rPr>
-            </w:pPr>
-            <w:r>
-              <w:rPr>
-                <w:rFonts w:ascii="Times New Roman" w:eastAsia="Times New Roman" w:hAnsi="Times New Roman" w:cs="Times New Roman"/>
-                <w:sz w:val="24"/>
-              </w:rPr>
-              <w:t>4</w:t>
-            </w:r>
-          </w:p>
-        </w:tc>
-        <w:tc>
-          <w:tcPr>
-            <w:tcW w:w="1417" w:type="dxa"/>
-          </w:tcPr>
-          <w:p>
-            <w:pPr>
-              <w:spacing w:after="0" w:line="240" w:lineRule="auto"/>
-              <w:ind w:left="0" w:right="0"/>
-              <w:jc w:val="center"/>
-              <w:rPr>
-                <w:rFonts w:ascii="Times New Roman" w:eastAsia="Times New Roman" w:hAnsi="Times New Roman" w:cs="Times New Roman"/>
-                <w:sz w:val="24"/>
-              </w:rPr>
-            </w:pPr>
-            <w:r>
-              <w:rPr>
-                <w:rFonts w:ascii="Times New Roman" w:eastAsia="Times New Roman" w:hAnsi="Times New Roman" w:cs="Times New Roman"/>
-                <w:sz w:val="24"/>
-              </w:rPr>
-              <w:t>7911</w:t>
-            </w:r>
-          </w:p>
-        </w:tc>
-        <w:tc>
-          <w:tcPr>
-            <w:tcW w:w="6690" w:type="dxa"/>
-          </w:tcPr>
-          <w:p>
-            <w:pPr>
-              <w:spacing w:after="0" w:line="240" w:lineRule="auto"/>
-              <w:ind w:left="0" w:right="0"/>
-              <w:rPr>
-                <w:rFonts w:ascii="Times New Roman" w:eastAsia="Times New Roman" w:hAnsi="Times New Roman" w:cs="Times New Roman"/>
-                <w:sz w:val="24"/>
-              </w:rPr>
-            </w:pPr>
-            <w:r>
-              <w:rPr>
-                <w:rFonts w:ascii="Times New Roman" w:eastAsia="Times New Roman" w:hAnsi="Times New Roman" w:cs="Times New Roman"/>
-                <w:sz w:val="24"/>
-              </w:rPr>
-              <w:t>Đại lý lữ hành</w:t>
-            </w:r>
-          </w:p>
-          <w:p>
-            <w:pPr>
-              <w:spacing w:after="0" w:line="240" w:lineRule="auto"/>
-              <w:ind w:left="0" w:right="0"/>
-              <w:rPr>
-                <w:rFonts w:ascii="Times New Roman" w:eastAsia="Times New Roman" w:hAnsi="Times New Roman" w:cs="Times New Roman"/>
-                <w:sz w:val="24"/>
-              </w:rPr>
-            </w:pPr>
-            <w:r>
-              <w:rPr>
-                <w:rFonts w:ascii="Times New Roman" w:eastAsia="Times New Roman" w:hAnsi="Times New Roman" w:cs="Times New Roman"/>
-                <w:sz w:val="24"/>
-              </w:rPr>
-              <w:t>(Chỉ hoạt động lữ hành quốc tế sau khi có giấy phép của Tổng cục Du lịch)</w:t>
-            </w:r>
-          </w:p>
-        </w:tc>
-        <w:tc>
-          <w:tcPr>
-            <w:tcW w:w="1304" w:type="dxa"/>
-          </w:tcPr>
-          <w:p>
-            <w:pPr>
-              <w:spacing w:after="0" w:line="240" w:lineRule="auto"/>
-              <w:ind w:left="0" w:right="0"/>
-              <w:jc w:val="center"/>
-              <w:rPr>
-                <w:rFonts w:ascii="Times New Roman" w:eastAsia="Times New Roman" w:hAnsi="Times New Roman" w:cs="Times New Roman"/>
-                <w:sz w:val="24"/>
-              </w:rPr>
-            </w:pPr>
-          </w:p>
-        </w:tc>
-      </w:tr>
-      <w:tr>
-        <w:trPr>
-          <w:cantSplit/>
-        </w:trPr>
-        <w:tc>
-          <w:tcPr>
-            <w:tcW w:w="680" w:type="dxa"/>
-          </w:tcPr>
-          <w:p>
-            <w:pPr>
-              <w:spacing w:after="0" w:line="240" w:lineRule="auto"/>
-              <w:ind w:left="0" w:right="0"/>
-              <w:jc w:val="center"/>
-              <w:rPr>
-                <w:rFonts w:ascii="Times New Roman" w:eastAsia="Times New Roman" w:hAnsi="Times New Roman" w:cs="Times New Roman"/>
-                <w:sz w:val="24"/>
-              </w:rPr>
-            </w:pPr>
-            <w:r>
-              <w:rPr>
-                <w:rFonts w:ascii="Times New Roman" w:eastAsia="Times New Roman" w:hAnsi="Times New Roman" w:cs="Times New Roman"/>
-                <w:sz w:val="24"/>
-              </w:rPr>
-              <w:t>5</w:t>
-            </w:r>
-          </w:p>
-        </w:tc>
-        <w:tc>
-          <w:tcPr>
-            <w:tcW w:w="1417" w:type="dxa"/>
-          </w:tcPr>
-          <w:p>
-            <w:pPr>
-              <w:spacing w:after="0" w:line="240" w:lineRule="auto"/>
-              <w:ind w:left="0" w:right="0"/>
-              <w:jc w:val="center"/>
-              <w:rPr>
-                <w:rFonts w:ascii="Times New Roman" w:eastAsia="Times New Roman" w:hAnsi="Times New Roman" w:cs="Times New Roman"/>
-                <w:sz w:val="24"/>
-              </w:rPr>
-            </w:pPr>
-            <w:r>
-              <w:rPr>
-                <w:rFonts w:ascii="Times New Roman" w:eastAsia="Times New Roman" w:hAnsi="Times New Roman" w:cs="Times New Roman"/>
-                <w:sz w:val="24"/>
-              </w:rPr>
-              <w:t>7990</w:t>
-            </w:r>
-          </w:p>
-        </w:tc>
-        <w:tc>
-          <w:tcPr>
-            <w:tcW w:w="6690" w:type="dxa"/>
-          </w:tcPr>
-          <w:p>
-            <w:pPr>
-              <w:spacing w:after="0" w:line="240" w:lineRule="auto"/>
-              <w:ind w:left="0" w:right="0"/>
-              <w:rPr>
-                <w:rFonts w:ascii="Times New Roman" w:eastAsia="Times New Roman" w:hAnsi="Times New Roman" w:cs="Times New Roman"/>
-                <w:sz w:val="24"/>
-              </w:rPr>
-            </w:pPr>
-            <w:r>
-              <w:rPr>
-                <w:rFonts w:ascii="Times New Roman" w:eastAsia="Times New Roman" w:hAnsi="Times New Roman" w:cs="Times New Roman"/>
-                <w:sz w:val="24"/>
-              </w:rPr>
-              <w:t>Hoạt động liên quan đến du lịch khác</w:t>
-            </w:r>
-          </w:p>
-        </w:tc>
-        <w:tc>
-          <w:tcPr>
-            <w:tcW w:w="1304" w:type="dxa"/>
+            <w:tcW w:w="2037" w:type="dxa"/>
           </w:tcPr>
           <w:p>
             <w:pPr>
@@ -2198,30 +1799,7 @@
         <w:pStyle w:val="ListParagraph"/>
         <w:spacing w:after="120" w:line="240" w:lineRule="auto"/>
         <w:ind w:left="1800" w:right="0"/>
-        <w:rPr>
-          <w:rFonts w:ascii="Times New Roman" w:hAnsi="Times New Roman"/>
-          <w:sz w:val="28"/>
-          <w:szCs w:val="28"/>
-        </w:rPr>
-      </w:pPr>
-    </w:p>
-    <w:p>
-      <w:pPr>
-        <w:pStyle w:val="ListParagraph"/>
-        <w:spacing w:after="120" w:line="240" w:lineRule="auto"/>
-        <w:ind w:left="1800" w:right="0"/>
-        <w:rPr>
-          <w:rFonts w:ascii="Times New Roman" w:hAnsi="Times New Roman"/>
-          <w:sz w:val="28"/>
-          <w:szCs w:val="28"/>
-        </w:rPr>
-      </w:pPr>
-    </w:p>
-    <w:p>
-      <w:pPr>
-        <w:pStyle w:val="ListParagraph"/>
-        <w:spacing w:after="120" w:line="240" w:lineRule="auto"/>
-        <w:ind w:left="1800" w:right="0"/>
+        <w:jc w:val="both"/>
         <w:rPr>
           <w:rFonts w:ascii="Times New Roman" w:hAnsi="Times New Roman"/>
           <w:sz w:val="28"/>
@@ -2251,62 +1829,50 @@
           <w:sz w:val="28"/>
           <w:szCs w:val="28"/>
         </w:rPr>
-        <w:t xml:space="preserve">Ngành nghề </w:t>
-      </w:r>
-      <w:r>
-        <w:rPr>
-          <w:rFonts w:ascii="Times New Roman" w:hAnsi="Times New Roman"/>
-          <w:sz w:val="28"/>
-          <w:szCs w:val="28"/>
-        </w:rPr>
-        <w:t>bổ sung</w:t>
-      </w:r>
-      <w:r>
-        <w:rPr>
-          <w:rFonts w:ascii="Times New Roman" w:hAnsi="Times New Roman"/>
-          <w:sz w:val="28"/>
-          <w:szCs w:val="28"/>
-        </w:rPr>
-        <w:t>:</w:t>
+        <w:t>Ngành nghề bị xóa:</w:t>
       </w:r>
     </w:p>
     <w:tbl>
       <w:tblPr>
-        <w:tblStyle w:val="TableGrid2"/>
-        <w:tblW w:w="0" w:type="auto"/>
+        <w:tblW w:w="9214" w:type="dxa"/>
+        <w:tblInd w:w="108" w:type="dxa"/>
+        <w:tblBorders>
+          <w:top w:val="single" w:sz="4" w:space="0" w:color="000000"/>
+          <w:left w:val="single" w:sz="4" w:space="0" w:color="000000"/>
+          <w:bottom w:val="single" w:sz="4" w:space="0" w:color="000000"/>
+          <w:right w:val="single" w:sz="4" w:space="0" w:color="000000"/>
+          <w:insideH w:val="single" w:sz="4" w:space="0" w:color="000000"/>
+          <w:insideV w:val="single" w:sz="4" w:space="0" w:color="000000"/>
+        </w:tblBorders>
         <w:tblLook w:val="04A0" w:firstRow="1" w:lastRow="0" w:firstColumn="1" w:lastColumn="0" w:noHBand="0" w:noVBand="1"/>
       </w:tblPr>
       <w:tblGrid>
-        <w:gridCol w:w="678"/>
-        <w:gridCol w:w="1349"/>
-        <w:gridCol w:w="6004"/>
-        <w:gridCol w:w="1255"/>
+        <w:gridCol w:w="810"/>
+        <w:gridCol w:w="5456"/>
+        <w:gridCol w:w="1247"/>
+        <w:gridCol w:w="1701"/>
       </w:tblGrid>
       <w:tr>
-        <w:trPr>
-          <w:cantSplit/>
-          <w:tblHeader/>
-        </w:trPr>
         <w:tc>
           <w:tcPr>
-            <w:tcW w:w="680" w:type="dxa"/>
-            <w:shd w:val="clear" w:color="auto" w:fill="D9E1F2"/>
+            <w:tcW w:w="810" w:type="dxa"/>
           </w:tcPr>
           <w:p>
             <w:pPr>
-              <w:spacing w:after="0" w:line="240" w:lineRule="auto"/>
+              <w:spacing w:before="120" w:after="0" w:line="340" w:lineRule="exact"/>
               <w:ind w:left="0" w:right="0"/>
               <w:jc w:val="center"/>
               <w:rPr>
-                <w:rFonts w:ascii="Times New Roman" w:eastAsia="Times New Roman" w:hAnsi="Times New Roman" w:cs="Times New Roman"/>
-                <w:sz w:val="24"/>
-              </w:rPr>
-            </w:pPr>
-            <w:r>
-              <w:rPr>
-                <w:rFonts w:ascii="Times New Roman" w:eastAsia="Times New Roman" w:hAnsi="Times New Roman" w:cs="Times New Roman"/>
-                <w:b/>
-                <w:sz w:val="24"/>
+                <w:rFonts w:ascii="Times New Roman" w:hAnsi="Times New Roman" w:cs="Times New Roman"/>
+                <w:sz w:val="28"/>
+                <w:szCs w:val="28"/>
+              </w:rPr>
+            </w:pPr>
+            <w:r>
+              <w:rPr>
+                <w:rFonts w:ascii="Times New Roman" w:hAnsi="Times New Roman" w:cs="Times New Roman"/>
+                <w:sz w:val="28"/>
+                <w:szCs w:val="28"/>
               </w:rPr>
               <w:t>STT</w:t>
             </w:r>
@@ -2314,110 +1880,122 @@
         </w:tc>
         <w:tc>
           <w:tcPr>
-            <w:tcW w:w="1417" w:type="dxa"/>
-            <w:shd w:val="clear" w:color="auto" w:fill="D9E1F2"/>
+            <w:tcW w:w="5456" w:type="dxa"/>
           </w:tcPr>
           <w:p>
             <w:pPr>
-              <w:spacing w:after="0" w:line="240" w:lineRule="auto"/>
+              <w:spacing w:before="120" w:after="0" w:line="340" w:lineRule="exact"/>
               <w:ind w:left="0" w:right="0"/>
               <w:jc w:val="center"/>
               <w:rPr>
-                <w:rFonts w:ascii="Times New Roman" w:eastAsia="Times New Roman" w:hAnsi="Times New Roman" w:cs="Times New Roman"/>
-                <w:sz w:val="24"/>
-              </w:rPr>
-            </w:pPr>
-            <w:r>
-              <w:rPr>
-                <w:rFonts w:ascii="Times New Roman" w:eastAsia="Times New Roman" w:hAnsi="Times New Roman" w:cs="Times New Roman"/>
-                <w:b/>
-                <w:sz w:val="24"/>
-              </w:rPr>
-              <w:t>Mã ngành</w:t>
+                <w:rFonts w:ascii="Times New Roman" w:hAnsi="Times New Roman" w:cs="Times New Roman"/>
+                <w:sz w:val="28"/>
+                <w:szCs w:val="28"/>
+              </w:rPr>
+            </w:pPr>
+            <w:r>
+              <w:rPr>
+                <w:rFonts w:ascii="Times New Roman" w:hAnsi="Times New Roman" w:cs="Times New Roman"/>
+                <w:sz w:val="28"/>
+                <w:szCs w:val="28"/>
+              </w:rPr>
+              <w:t xml:space="preserve">Tên ngành, nghề kinh doanh </w:t>
+            </w:r>
+          </w:p>
+          <w:p>
+            <w:pPr>
+              <w:spacing w:after="0" w:line="340" w:lineRule="exact"/>
+              <w:ind w:left="0" w:right="0"/>
+              <w:jc w:val="center"/>
+              <w:rPr>
+                <w:rFonts w:ascii="Times New Roman" w:hAnsi="Times New Roman" w:cs="Times New Roman"/>
+                <w:sz w:val="28"/>
+                <w:szCs w:val="28"/>
+              </w:rPr>
+            </w:pPr>
+            <w:r>
+              <w:rPr>
+                <w:rFonts w:ascii="Times New Roman" w:hAnsi="Times New Roman" w:cs="Times New Roman"/>
+                <w:sz w:val="28"/>
+                <w:szCs w:val="28"/>
+              </w:rPr>
+              <w:t>được bỏ khỏi danh sách đã đăng ký</w:t>
             </w:r>
           </w:p>
         </w:tc>
         <w:tc>
           <w:tcPr>
-            <w:tcW w:w="6690" w:type="dxa"/>
-            <w:shd w:val="clear" w:color="auto" w:fill="D9E1F2"/>
+            <w:tcW w:w="1247" w:type="dxa"/>
           </w:tcPr>
           <w:p>
             <w:pPr>
-              <w:spacing w:after="0" w:line="240" w:lineRule="auto"/>
+              <w:spacing w:before="120" w:after="0" w:line="340" w:lineRule="exact"/>
               <w:ind w:left="0" w:right="0"/>
               <w:jc w:val="center"/>
               <w:rPr>
-                <w:rFonts w:ascii="Times New Roman" w:eastAsia="Times New Roman" w:hAnsi="Times New Roman" w:cs="Times New Roman"/>
-                <w:sz w:val="24"/>
-              </w:rPr>
-            </w:pPr>
-            <w:r>
-              <w:rPr>
-                <w:rFonts w:ascii="Times New Roman" w:eastAsia="Times New Roman" w:hAnsi="Times New Roman" w:cs="Times New Roman"/>
-                <w:b/>
-                <w:sz w:val="24"/>
-              </w:rPr>
-              <w:t>Tên ngành</w:t>
-            </w:r>
-            <w:r>
-              <w:rPr>
-                <w:rFonts w:ascii="Times New Roman" w:eastAsia="Times New Roman" w:hAnsi="Times New Roman" w:cs="Times New Roman"/>
-                <w:b/>
-                <w:sz w:val="24"/>
-              </w:rPr>
-              <w:t xml:space="preserve"> nghề được bổ sung</w:t>
+                <w:rFonts w:ascii="Times New Roman" w:hAnsi="Times New Roman" w:cs="Times New Roman"/>
+                <w:sz w:val="28"/>
+                <w:szCs w:val="28"/>
+              </w:rPr>
+            </w:pPr>
+            <w:r>
+              <w:rPr>
+                <w:rFonts w:ascii="Times New Roman" w:hAnsi="Times New Roman" w:cs="Times New Roman"/>
+                <w:sz w:val="28"/>
+                <w:szCs w:val="28"/>
+              </w:rPr>
+              <w:t>Mã ngành</w:t>
             </w:r>
           </w:p>
         </w:tc>
         <w:tc>
           <w:tcPr>
-            <w:tcW w:w="1304" w:type="dxa"/>
-            <w:shd w:val="clear" w:color="auto" w:fill="D9E1F2"/>
+            <w:tcW w:w="1701" w:type="dxa"/>
           </w:tcPr>
           <w:p>
             <w:pPr>
-              <w:spacing w:after="0" w:line="240" w:lineRule="auto"/>
+              <w:spacing w:before="120" w:after="0" w:line="340" w:lineRule="exact"/>
               <w:ind w:left="0" w:right="0"/>
               <w:jc w:val="center"/>
               <w:rPr>
-                <w:rFonts w:ascii="Times New Roman" w:eastAsia="Times New Roman" w:hAnsi="Times New Roman" w:cs="Times New Roman"/>
-                <w:sz w:val="24"/>
-              </w:rPr>
-            </w:pPr>
-            <w:r>
-              <w:rPr>
-                <w:rFonts w:ascii="Times New Roman" w:eastAsia="Times New Roman" w:hAnsi="Times New Roman" w:cs="Times New Roman"/>
-                <w:b/>
-                <w:sz w:val="24"/>
-              </w:rPr>
-              <w:t>Ngành chính</w:t>
+                <w:rFonts w:ascii="Times New Roman" w:hAnsi="Times New Roman" w:cs="Times New Roman"/>
+                <w:sz w:val="28"/>
+                <w:szCs w:val="28"/>
+              </w:rPr>
+            </w:pPr>
+            <w:r>
+              <w:rPr>
+                <w:rFonts w:ascii="Times New Roman" w:eastAsia="Times New Roman" w:hAnsi="Times New Roman" w:cs="Times New Roman"/>
+                <w:sz w:val="28"/>
+                <w:szCs w:val="28"/>
+                <w:lang w:eastAsia="zh-CN"/>
+              </w:rPr>
+              <w:t>Ghi chú</w:t>
             </w:r>
           </w:p>
         </w:tc>
       </w:tr>
       <w:tr>
-        <w:trPr>
-          <w:cantSplit/>
-        </w:trPr>
         <w:tc>
           <w:tcPr>
-            <w:tcW w:w="680" w:type="dxa"/>
+            <w:tcW w:w="810" w:type="dxa"/>
           </w:tcPr>
           <w:p>
             <w:pPr>
-              <w:spacing w:after="0" w:line="240" w:lineRule="auto"/>
-              <w:ind w:left="0" w:right="0"/>
-              <w:jc w:val="center"/>
-              <w:rPr>
-                <w:rFonts w:ascii="Times New Roman" w:eastAsia="Times New Roman" w:hAnsi="Times New Roman" w:cs="Times New Roman"/>
-                <w:sz w:val="24"/>
-              </w:rPr>
-            </w:pPr>
-            <w:r>
-              <w:rPr>
-                <w:rFonts w:ascii="Times New Roman" w:eastAsia="Times New Roman" w:hAnsi="Times New Roman" w:cs="Times New Roman"/>
-                <w:sz w:val="24"/>
+              <w:spacing w:before="120" w:after="0" w:line="340" w:lineRule="exact"/>
+              <w:ind w:left="0" w:right="0"/>
+              <w:jc w:val="both"/>
+              <w:rPr>
+                <w:rFonts w:ascii="Times New Roman" w:hAnsi="Times New Roman" w:cs="Times New Roman"/>
+                <w:sz w:val="28"/>
+                <w:szCs w:val="28"/>
+              </w:rPr>
+            </w:pPr>
+            <w:r>
+              <w:rPr>
+                <w:rFonts w:ascii="Times New Roman" w:hAnsi="Times New Roman" w:cs="Times New Roman"/>
+                <w:sz w:val="28"/>
+                <w:szCs w:val="28"/>
               </w:rPr>
               <w:t>1</w:t>
             </w:r>
@@ -2425,105 +2003,91 @@
         </w:tc>
         <w:tc>
           <w:tcPr>
-            <w:tcW w:w="1417" w:type="dxa"/>
+            <w:tcW w:w="5456" w:type="dxa"/>
           </w:tcPr>
           <w:p>
             <w:pPr>
-              <w:spacing w:after="0" w:line="240" w:lineRule="auto"/>
-              <w:ind w:left="0" w:right="0"/>
-              <w:jc w:val="center"/>
+              <w:spacing w:before="120" w:after="0" w:line="340" w:lineRule="exact"/>
+              <w:ind w:left="0" w:right="0"/>
+              <w:jc w:val="both"/>
+              <w:rPr>
+                <w:rFonts w:ascii="Times New Roman" w:hAnsi="Times New Roman" w:cs="Times New Roman"/>
+                <w:sz w:val="28"/>
+                <w:szCs w:val="28"/>
+              </w:rPr>
+            </w:pPr>
+            <w:r>
               <w:rPr>
                 <w:rFonts w:ascii="Times New Roman" w:eastAsia="Times New Roman" w:hAnsi="Times New Roman" w:cs="Times New Roman"/>
                 <w:sz w:val="24"/>
               </w:rPr>
-            </w:pPr>
-            <w:r>
-              <w:rPr>
-                <w:rFonts w:ascii="Times New Roman" w:eastAsia="Times New Roman" w:hAnsi="Times New Roman" w:cs="Times New Roman"/>
-                <w:sz w:val="24"/>
-              </w:rPr>
-              <w:t>9623</w:t>
+              <w:t>Sản xuất giường, tủ, bàn, ghế</w:t>
             </w:r>
           </w:p>
         </w:tc>
         <w:tc>
           <w:tcPr>
-            <w:tcW w:w="6690" w:type="dxa"/>
+            <w:tcW w:w="1247" w:type="dxa"/>
           </w:tcPr>
           <w:p>
             <w:pPr>
-              <w:spacing w:after="0" w:line="240" w:lineRule="auto"/>
-              <w:ind w:left="0" w:right="0"/>
+              <w:spacing w:before="120" w:after="0" w:line="340" w:lineRule="exact"/>
+              <w:ind w:left="0" w:right="0"/>
+              <w:jc w:val="both"/>
+              <w:rPr>
+                <w:rFonts w:ascii="Times New Roman" w:hAnsi="Times New Roman" w:cs="Times New Roman"/>
+                <w:sz w:val="28"/>
+                <w:szCs w:val="28"/>
+              </w:rPr>
+            </w:pPr>
+            <w:r>
               <w:rPr>
                 <w:rFonts w:ascii="Times New Roman" w:eastAsia="Times New Roman" w:hAnsi="Times New Roman" w:cs="Times New Roman"/>
                 <w:sz w:val="24"/>
               </w:rPr>
-            </w:pPr>
-            <w:r>
-              <w:rPr>
-                <w:rFonts w:ascii="Times New Roman" w:eastAsia="Times New Roman" w:hAnsi="Times New Roman" w:cs="Times New Roman"/>
-                <w:sz w:val="24"/>
-              </w:rPr>
-              <w:t>Dịch vụ spa và xông hơi</w:t>
-            </w:r>
-          </w:p>
-          <w:p>
-            <w:pPr>
-              <w:spacing w:after="0" w:line="240" w:lineRule="auto"/>
-              <w:ind w:left="0" w:right="0"/>
-              <w:rPr>
-                <w:rFonts w:ascii="Times New Roman" w:eastAsia="Times New Roman" w:hAnsi="Times New Roman" w:cs="Times New Roman"/>
-                <w:sz w:val="24"/>
-              </w:rPr>
-            </w:pPr>
-            <w:r>
-              <w:rPr>
-                <w:rFonts w:ascii="Times New Roman" w:eastAsia="Times New Roman" w:hAnsi="Times New Roman" w:cs="Times New Roman"/>
-                <w:sz w:val="24"/>
-              </w:rPr>
-              <w:t>Chi tiết: Dịch vụ tắm hơi, massage và các dịch vụ tăng cường sức khoẻ tương tự (trừ hoạt động thể thao)</w:t>
+              <w:t>3100</w:t>
             </w:r>
           </w:p>
         </w:tc>
         <w:tc>
           <w:tcPr>
-            <w:tcW w:w="1304" w:type="dxa"/>
+            <w:tcW w:w="1701" w:type="dxa"/>
           </w:tcPr>
           <w:p>
             <w:pPr>
-              <w:spacing w:after="0" w:line="240" w:lineRule="auto"/>
-              <w:ind w:left="0" w:right="0"/>
-              <w:jc w:val="center"/>
-              <w:rPr>
-                <w:rFonts w:ascii="Times New Roman" w:eastAsia="Times New Roman" w:hAnsi="Times New Roman" w:cs="Times New Roman"/>
-                <w:sz w:val="24"/>
+              <w:spacing w:before="120" w:after="0" w:line="340" w:lineRule="exact"/>
+              <w:ind w:left="0" w:right="0"/>
+              <w:jc w:val="both"/>
+              <w:rPr>
+                <w:rFonts w:ascii="Times New Roman" w:hAnsi="Times New Roman" w:cs="Times New Roman"/>
+                <w:sz w:val="28"/>
+                <w:szCs w:val="28"/>
               </w:rPr>
             </w:pPr>
           </w:p>
         </w:tc>
       </w:tr>
       <w:tr>
-        <w:trPr>
-          <w:cantSplit/>
-        </w:trPr>
         <w:tc>
           <w:tcPr>
-            <w:tcW w:w="680" w:type="dxa"/>
+            <w:tcW w:w="810" w:type="dxa"/>
           </w:tcPr>
           <w:p>
             <w:pPr>
-              <w:spacing w:after="0" w:line="240" w:lineRule="auto"/>
-              <w:ind w:left="0" w:right="0"/>
-              <w:jc w:val="center"/>
-              <w:rPr>
-                <w:rFonts w:ascii="Times New Roman" w:eastAsia="Times New Roman" w:hAnsi="Times New Roman" w:cs="Times New Roman"/>
-                <w:sz w:val="24"/>
-              </w:rPr>
-            </w:pPr>
-            <w:r>
-              <w:rPr>
-                <w:rFonts w:ascii="Times New Roman" w:eastAsia="Times New Roman" w:hAnsi="Times New Roman" w:cs="Times New Roman"/>
-                <w:sz w:val="24"/>
+              <w:spacing w:before="120" w:after="0" w:line="340" w:lineRule="exact"/>
+              <w:ind w:left="0" w:right="0"/>
+              <w:jc w:val="both"/>
+              <w:rPr>
+                <w:rFonts w:ascii="Times New Roman" w:hAnsi="Times New Roman" w:cs="Times New Roman"/>
+                <w:sz w:val="28"/>
+                <w:szCs w:val="28"/>
+              </w:rPr>
+            </w:pPr>
+            <w:r>
+              <w:rPr>
+                <w:rFonts w:ascii="Times New Roman" w:hAnsi="Times New Roman" w:cs="Times New Roman"/>
+                <w:sz w:val="28"/>
+                <w:szCs w:val="28"/>
               </w:rPr>
               <w:t>2</w:t>
             </w:r>
@@ -2531,13 +2095,12 @@
         </w:tc>
         <w:tc>
           <w:tcPr>
-            <w:tcW w:w="1417" w:type="dxa"/>
+            <w:tcW w:w="5456" w:type="dxa"/>
           </w:tcPr>
           <w:p>
             <w:pPr>
               <w:spacing w:after="0" w:line="240" w:lineRule="auto"/>
               <w:ind w:left="0" w:right="0"/>
-              <w:jc w:val="center"/>
               <w:rPr>
                 <w:rFonts w:ascii="Times New Roman" w:eastAsia="Times New Roman" w:hAnsi="Times New Roman" w:cs="Times New Roman"/>
                 <w:sz w:val="24"/>
@@ -2548,18 +2111,36 @@
                 <w:rFonts w:ascii="Times New Roman" w:eastAsia="Times New Roman" w:hAnsi="Times New Roman" w:cs="Times New Roman"/>
                 <w:sz w:val="24"/>
               </w:rPr>
-              <w:t>4673</w:t>
+              <w:t>Bán buôn chuyên doanh khác chưa được phân vào đâu</w:t>
+            </w:r>
+          </w:p>
+          <w:p>
+            <w:pPr>
+              <w:spacing w:after="0" w:line="240" w:lineRule="auto"/>
+              <w:ind w:left="0" w:right="0"/>
+              <w:rPr>
+                <w:rFonts w:ascii="Times New Roman" w:eastAsia="Times New Roman" w:hAnsi="Times New Roman" w:cs="Times New Roman"/>
+                <w:sz w:val="24"/>
+              </w:rPr>
+            </w:pPr>
+            <w:r>
+              <w:rPr>
+                <w:rFonts w:ascii="Times New Roman" w:eastAsia="Times New Roman" w:hAnsi="Times New Roman" w:cs="Times New Roman"/>
+                <w:sz w:val="24"/>
+              </w:rPr>
+              <w:t>Chi tiết: Bán buôn nguyên phụ liệu, vật liệu nội thất.</w:t>
             </w:r>
           </w:p>
         </w:tc>
         <w:tc>
           <w:tcPr>
-            <w:tcW w:w="6690" w:type="dxa"/>
+            <w:tcW w:w="1247" w:type="dxa"/>
           </w:tcPr>
           <w:p>
             <w:pPr>
-              <w:spacing w:after="0" w:line="240" w:lineRule="auto"/>
-              <w:ind w:left="0" w:right="0"/>
+              <w:spacing w:before="120" w:after="0" w:line="340" w:lineRule="exact"/>
+              <w:ind w:left="0" w:right="0"/>
+              <w:jc w:val="both"/>
               <w:rPr>
                 <w:rFonts w:ascii="Times New Roman" w:eastAsia="Times New Roman" w:hAnsi="Times New Roman" w:cs="Times New Roman"/>
                 <w:sz w:val="24"/>
@@ -2570,49 +2151,49 @@
                 <w:rFonts w:ascii="Times New Roman" w:eastAsia="Times New Roman" w:hAnsi="Times New Roman" w:cs="Times New Roman"/>
                 <w:sz w:val="24"/>
               </w:rPr>
-              <w:t>Bán buôn vật liệu, thiết bị lắp đặt khác trong xây dựng</w:t>
+              <w:t>4669</w:t>
             </w:r>
           </w:p>
         </w:tc>
         <w:tc>
           <w:tcPr>
-            <w:tcW w:w="1304" w:type="dxa"/>
+            <w:tcW w:w="1701" w:type="dxa"/>
           </w:tcPr>
           <w:p>
             <w:pPr>
-              <w:spacing w:after="0" w:line="240" w:lineRule="auto"/>
-              <w:ind w:left="0" w:right="0"/>
-              <w:jc w:val="center"/>
-              <w:rPr>
-                <w:rFonts w:ascii="Times New Roman" w:eastAsia="Times New Roman" w:hAnsi="Times New Roman" w:cs="Times New Roman"/>
-                <w:sz w:val="24"/>
+              <w:spacing w:before="120" w:after="0" w:line="340" w:lineRule="exact"/>
+              <w:ind w:left="0" w:right="0"/>
+              <w:jc w:val="both"/>
+              <w:rPr>
+                <w:rFonts w:ascii="Times New Roman" w:hAnsi="Times New Roman" w:cs="Times New Roman"/>
+                <w:sz w:val="28"/>
+                <w:szCs w:val="28"/>
               </w:rPr>
             </w:pPr>
           </w:p>
         </w:tc>
       </w:tr>
       <w:tr>
-        <w:trPr>
-          <w:cantSplit/>
-        </w:trPr>
         <w:tc>
           <w:tcPr>
-            <w:tcW w:w="680" w:type="dxa"/>
+            <w:tcW w:w="810" w:type="dxa"/>
           </w:tcPr>
           <w:p>
             <w:pPr>
-              <w:spacing w:after="0" w:line="240" w:lineRule="auto"/>
-              <w:ind w:left="0" w:right="0"/>
-              <w:jc w:val="center"/>
-              <w:rPr>
-                <w:rFonts w:ascii="Times New Roman" w:eastAsia="Times New Roman" w:hAnsi="Times New Roman" w:cs="Times New Roman"/>
-                <w:sz w:val="24"/>
-              </w:rPr>
-            </w:pPr>
-            <w:r>
-              <w:rPr>
-                <w:rFonts w:ascii="Times New Roman" w:eastAsia="Times New Roman" w:hAnsi="Times New Roman" w:cs="Times New Roman"/>
-                <w:sz w:val="24"/>
+              <w:spacing w:before="120" w:after="0" w:line="340" w:lineRule="exact"/>
+              <w:ind w:left="0" w:right="0"/>
+              <w:jc w:val="both"/>
+              <w:rPr>
+                <w:rFonts w:ascii="Times New Roman" w:hAnsi="Times New Roman" w:cs="Times New Roman"/>
+                <w:sz w:val="28"/>
+                <w:szCs w:val="28"/>
+              </w:rPr>
+            </w:pPr>
+            <w:r>
+              <w:rPr>
+                <w:rFonts w:ascii="Times New Roman" w:hAnsi="Times New Roman" w:cs="Times New Roman"/>
+                <w:sz w:val="28"/>
+                <w:szCs w:val="28"/>
               </w:rPr>
               <w:t>3</w:t>
             </w:r>
@@ -2620,13 +2201,12 @@
         </w:tc>
         <w:tc>
           <w:tcPr>
-            <w:tcW w:w="1417" w:type="dxa"/>
+            <w:tcW w:w="5456" w:type="dxa"/>
           </w:tcPr>
           <w:p>
             <w:pPr>
               <w:spacing w:after="0" w:line="240" w:lineRule="auto"/>
               <w:ind w:left="0" w:right="0"/>
-              <w:jc w:val="center"/>
               <w:rPr>
                 <w:rFonts w:ascii="Times New Roman" w:eastAsia="Times New Roman" w:hAnsi="Times New Roman" w:cs="Times New Roman"/>
                 <w:sz w:val="24"/>
@@ -2637,18 +2217,36 @@
                 <w:rFonts w:ascii="Times New Roman" w:eastAsia="Times New Roman" w:hAnsi="Times New Roman" w:cs="Times New Roman"/>
                 <w:sz w:val="24"/>
               </w:rPr>
-              <w:t>4679</w:t>
+              <w:t>Bán buôn vật liệu, thiết bị lắp đặt khác trong xây dựng</w:t>
+            </w:r>
+          </w:p>
+          <w:p>
+            <w:pPr>
+              <w:spacing w:after="0" w:line="240" w:lineRule="auto"/>
+              <w:ind w:left="0" w:right="0"/>
+              <w:rPr>
+                <w:rFonts w:ascii="Times New Roman" w:eastAsia="Times New Roman" w:hAnsi="Times New Roman" w:cs="Times New Roman"/>
+                <w:sz w:val="24"/>
+              </w:rPr>
+            </w:pPr>
+            <w:r>
+              <w:rPr>
+                <w:rFonts w:ascii="Times New Roman" w:eastAsia="Times New Roman" w:hAnsi="Times New Roman" w:cs="Times New Roman"/>
+                <w:sz w:val="24"/>
+              </w:rPr>
+              <w:t>Chi tiết: Bán buôn gỗ, ván, MDF.</w:t>
             </w:r>
           </w:p>
         </w:tc>
         <w:tc>
           <w:tcPr>
-            <w:tcW w:w="6690" w:type="dxa"/>
+            <w:tcW w:w="1247" w:type="dxa"/>
           </w:tcPr>
           <w:p>
             <w:pPr>
-              <w:spacing w:after="0" w:line="240" w:lineRule="auto"/>
-              <w:ind w:left="0" w:right="0"/>
+              <w:spacing w:before="120" w:after="0" w:line="340" w:lineRule="exact"/>
+              <w:ind w:left="0" w:right="0"/>
+              <w:jc w:val="both"/>
               <w:rPr>
                 <w:rFonts w:ascii="Times New Roman" w:eastAsia="Times New Roman" w:hAnsi="Times New Roman" w:cs="Times New Roman"/>
                 <w:sz w:val="24"/>
@@ -2659,179 +2257,23 @@
                 <w:rFonts w:ascii="Times New Roman" w:eastAsia="Times New Roman" w:hAnsi="Times New Roman" w:cs="Times New Roman"/>
                 <w:sz w:val="24"/>
               </w:rPr>
-              <w:t>Bán buôn chuyên doanh khác chưa được phân vào đâu</w:t>
-            </w:r>
-          </w:p>
-          <w:p>
-            <w:pPr>
-              <w:spacing w:after="0" w:line="240" w:lineRule="auto"/>
-              <w:ind w:left="0" w:right="0"/>
-              <w:rPr>
-                <w:rFonts w:ascii="Times New Roman" w:eastAsia="Times New Roman" w:hAnsi="Times New Roman" w:cs="Times New Roman"/>
-                <w:sz w:val="24"/>
-              </w:rPr>
-            </w:pPr>
-            <w:r>
-              <w:rPr>
-                <w:rFonts w:ascii="Times New Roman" w:eastAsia="Times New Roman" w:hAnsi="Times New Roman" w:cs="Times New Roman"/>
-                <w:sz w:val="24"/>
-              </w:rPr>
-              <w:t>Chi tiết:</w:t>
-            </w:r>
-          </w:p>
-          <w:p>
-            <w:pPr>
-              <w:spacing w:after="0" w:line="240" w:lineRule="auto"/>
-              <w:ind w:left="0" w:right="0"/>
-              <w:rPr>
-                <w:rFonts w:ascii="Times New Roman" w:eastAsia="Times New Roman" w:hAnsi="Times New Roman" w:cs="Times New Roman"/>
-                <w:sz w:val="24"/>
-              </w:rPr>
-            </w:pPr>
-            <w:r>
-              <w:rPr>
-                <w:rFonts w:ascii="Times New Roman" w:eastAsia="Times New Roman" w:hAnsi="Times New Roman" w:cs="Times New Roman"/>
-                <w:sz w:val="24"/>
-              </w:rPr>
-              <w:t>- Bán buôn hàng thủ công mỹ nghệ;</w:t>
-            </w:r>
-          </w:p>
-          <w:p>
-            <w:pPr>
-              <w:spacing w:after="0" w:line="240" w:lineRule="auto"/>
-              <w:ind w:left="0" w:right="0"/>
-              <w:rPr>
-                <w:rFonts w:ascii="Times New Roman" w:eastAsia="Times New Roman" w:hAnsi="Times New Roman" w:cs="Times New Roman"/>
-                <w:sz w:val="24"/>
-              </w:rPr>
-            </w:pPr>
-            <w:r>
-              <w:rPr>
-                <w:rFonts w:ascii="Times New Roman" w:eastAsia="Times New Roman" w:hAnsi="Times New Roman" w:cs="Times New Roman"/>
-                <w:sz w:val="24"/>
-              </w:rPr>
-              <w:t>- Bán buôn phân bón các loại.</w:t>
+              <w:t>4663</w:t>
             </w:r>
           </w:p>
         </w:tc>
         <w:tc>
           <w:tcPr>
-            <w:tcW w:w="1304" w:type="dxa"/>
+            <w:tcW w:w="1701" w:type="dxa"/>
           </w:tcPr>
           <w:p>
             <w:pPr>
-              <w:spacing w:after="0" w:line="240" w:lineRule="auto"/>
-              <w:ind w:left="0" w:right="0"/>
-              <w:jc w:val="center"/>
-              <w:rPr>
-                <w:rFonts w:ascii="Times New Roman" w:eastAsia="Times New Roman" w:hAnsi="Times New Roman" w:cs="Times New Roman"/>
-                <w:sz w:val="24"/>
-              </w:rPr>
-            </w:pPr>
-          </w:p>
-        </w:tc>
-      </w:tr>
-      <w:tr>
-        <w:trPr>
-          <w:cantSplit/>
-        </w:trPr>
-        <w:tc>
-          <w:tcPr>
-            <w:tcW w:w="680" w:type="dxa"/>
-          </w:tcPr>
-          <w:p>
-            <w:pPr>
-              <w:spacing w:after="0" w:line="240" w:lineRule="auto"/>
-              <w:ind w:left="0" w:right="0"/>
-              <w:jc w:val="center"/>
-              <w:rPr>
-                <w:rFonts w:ascii="Times New Roman" w:eastAsia="Times New Roman" w:hAnsi="Times New Roman" w:cs="Times New Roman"/>
-                <w:sz w:val="24"/>
-              </w:rPr>
-            </w:pPr>
-            <w:r>
-              <w:rPr>
-                <w:rFonts w:ascii="Times New Roman" w:eastAsia="Times New Roman" w:hAnsi="Times New Roman" w:cs="Times New Roman"/>
-                <w:sz w:val="24"/>
-              </w:rPr>
-              <w:t>4</w:t>
-            </w:r>
-          </w:p>
-        </w:tc>
-        <w:tc>
-          <w:tcPr>
-            <w:tcW w:w="1417" w:type="dxa"/>
-          </w:tcPr>
-          <w:p>
-            <w:pPr>
-              <w:spacing w:after="0" w:line="240" w:lineRule="auto"/>
-              <w:ind w:left="0" w:right="0"/>
-              <w:jc w:val="center"/>
-              <w:rPr>
-                <w:rFonts w:ascii="Times New Roman" w:eastAsia="Times New Roman" w:hAnsi="Times New Roman" w:cs="Times New Roman"/>
-                <w:sz w:val="24"/>
-              </w:rPr>
-            </w:pPr>
-            <w:r>
-              <w:rPr>
-                <w:rFonts w:ascii="Times New Roman" w:eastAsia="Times New Roman" w:hAnsi="Times New Roman" w:cs="Times New Roman"/>
-                <w:sz w:val="24"/>
-              </w:rPr>
-              <w:t>4719</w:t>
-            </w:r>
-          </w:p>
-        </w:tc>
-        <w:tc>
-          <w:tcPr>
-            <w:tcW w:w="6690" w:type="dxa"/>
-          </w:tcPr>
-          <w:p>
-            <w:pPr>
-              <w:spacing w:after="0" w:line="240" w:lineRule="auto"/>
-              <w:ind w:left="0" w:right="0"/>
-              <w:rPr>
-                <w:rFonts w:ascii="Times New Roman" w:eastAsia="Times New Roman" w:hAnsi="Times New Roman" w:cs="Times New Roman"/>
-                <w:sz w:val="24"/>
-              </w:rPr>
-            </w:pPr>
-            <w:r>
-              <w:rPr>
-                <w:rFonts w:ascii="Times New Roman" w:eastAsia="Times New Roman" w:hAnsi="Times New Roman" w:cs="Times New Roman"/>
-                <w:sz w:val="24"/>
-              </w:rPr>
-              <w:t>Bán lẻ tổng hợp khác</w:t>
-            </w:r>
-          </w:p>
-          <w:p>
-            <w:pPr>
-              <w:spacing w:after="0" w:line="240" w:lineRule="auto"/>
-              <w:ind w:left="0" w:right="0"/>
-              <w:rPr>
-                <w:rFonts w:ascii="Times New Roman" w:eastAsia="Times New Roman" w:hAnsi="Times New Roman" w:cs="Times New Roman"/>
-                <w:sz w:val="24"/>
-              </w:rPr>
-            </w:pPr>
-            <w:r>
-              <w:rPr>
-                <w:rFonts w:ascii="Times New Roman" w:eastAsia="Times New Roman" w:hAnsi="Times New Roman" w:cs="Times New Roman"/>
-                <w:sz w:val="24"/>
-              </w:rPr>
-              <w:t>Chi tiết: Mua bán hàng hóa qua internet</w:t>
-            </w:r>
-          </w:p>
-        </w:tc>
-        <w:tc>
-          <w:tcPr>
-            <w:tcW w:w="1304" w:type="dxa"/>
-          </w:tcPr>
-          <w:p>
-            <w:pPr>
-              <w:spacing w:after="0" w:line="240" w:lineRule="auto"/>
-              <w:ind w:left="0" w:right="0"/>
-              <w:jc w:val="center"/>
-              <w:rPr>
-                <w:rFonts w:ascii="Times New Roman" w:eastAsia="Times New Roman" w:hAnsi="Times New Roman" w:cs="Times New Roman"/>
-                <w:sz w:val="24"/>
+              <w:spacing w:before="120" w:after="0" w:line="340" w:lineRule="exact"/>
+              <w:ind w:left="0" w:right="0"/>
+              <w:jc w:val="both"/>
+              <w:rPr>
+                <w:rFonts w:ascii="Times New Roman" w:hAnsi="Times New Roman" w:cs="Times New Roman"/>
+                <w:sz w:val="28"/>
+                <w:szCs w:val="28"/>
               </w:rPr>
             </w:pPr>
           </w:p>
@@ -2866,852 +2308,6 @@
     </w:p>
     <w:p>
       <w:pPr>
-        <w:pStyle w:val="ListParagraph"/>
-        <w:spacing w:after="120" w:line="240" w:lineRule="auto"/>
-        <w:ind w:left="1800" w:right="0"/>
-        <w:jc w:val="both"/>
-        <w:rPr>
-          <w:rFonts w:ascii="Times New Roman" w:hAnsi="Times New Roman"/>
-          <w:sz w:val="28"/>
-          <w:szCs w:val="28"/>
-        </w:rPr>
-      </w:pPr>
-    </w:p>
-    <w:p>
-      <w:pPr>
-        <w:pStyle w:val="ListParagraph"/>
-        <w:spacing w:after="120" w:line="240" w:lineRule="auto"/>
-        <w:ind w:left="1800" w:right="0"/>
-        <w:jc w:val="both"/>
-        <w:rPr>
-          <w:rFonts w:ascii="Times New Roman" w:hAnsi="Times New Roman"/>
-          <w:sz w:val="28"/>
-          <w:szCs w:val="28"/>
-        </w:rPr>
-      </w:pPr>
-    </w:p>
-    <w:p>
-      <w:pPr>
-        <w:pStyle w:val="ListParagraph"/>
-        <w:spacing w:after="120" w:line="240" w:lineRule="auto"/>
-        <w:ind w:left="1800" w:right="0"/>
-        <w:jc w:val="both"/>
-        <w:rPr>
-          <w:rFonts w:ascii="Times New Roman" w:hAnsi="Times New Roman"/>
-          <w:sz w:val="28"/>
-          <w:szCs w:val="28"/>
-        </w:rPr>
-      </w:pPr>
-    </w:p>
-    <w:p>
-      <w:pPr>
-        <w:pStyle w:val="ListParagraph"/>
-        <w:spacing w:after="120" w:line="240" w:lineRule="auto"/>
-        <w:ind w:left="1800" w:right="0"/>
-        <w:jc w:val="both"/>
-        <w:rPr>
-          <w:rFonts w:ascii="Times New Roman" w:hAnsi="Times New Roman"/>
-          <w:sz w:val="28"/>
-          <w:szCs w:val="28"/>
-        </w:rPr>
-      </w:pPr>
-    </w:p>
-    <w:p>
-      <w:pPr>
-        <w:pStyle w:val="ListParagraph"/>
-        <w:spacing w:after="120" w:line="240" w:lineRule="auto"/>
-        <w:ind w:left="1800" w:right="0"/>
-        <w:jc w:val="both"/>
-        <w:rPr>
-          <w:rFonts w:ascii="Times New Roman" w:hAnsi="Times New Roman"/>
-          <w:sz w:val="28"/>
-          <w:szCs w:val="28"/>
-        </w:rPr>
-      </w:pPr>
-    </w:p>
-    <w:p>
-      <w:pPr>
-        <w:pStyle w:val="ListParagraph"/>
-        <w:spacing w:after="120" w:line="240" w:lineRule="auto"/>
-        <w:ind w:left="1800" w:right="0"/>
-        <w:jc w:val="both"/>
-        <w:rPr>
-          <w:rFonts w:ascii="Times New Roman" w:hAnsi="Times New Roman"/>
-          <w:sz w:val="28"/>
-          <w:szCs w:val="28"/>
-        </w:rPr>
-      </w:pPr>
-    </w:p>
-    <w:p>
-      <w:pPr>
-        <w:pStyle w:val="ListParagraph"/>
-        <w:spacing w:after="120" w:line="240" w:lineRule="auto"/>
-        <w:ind w:left="1800" w:right="0"/>
-        <w:jc w:val="both"/>
-        <w:rPr>
-          <w:rFonts w:ascii="Times New Roman" w:hAnsi="Times New Roman"/>
-          <w:sz w:val="28"/>
-          <w:szCs w:val="28"/>
-        </w:rPr>
-      </w:pPr>
-    </w:p>
-    <w:p>
-      <w:pPr>
-        <w:pStyle w:val="ListParagraph"/>
-        <w:spacing w:after="120" w:line="240" w:lineRule="auto"/>
-        <w:ind w:left="1800" w:right="0"/>
-        <w:jc w:val="both"/>
-        <w:rPr>
-          <w:rFonts w:ascii="Times New Roman" w:hAnsi="Times New Roman"/>
-          <w:sz w:val="28"/>
-          <w:szCs w:val="28"/>
-        </w:rPr>
-      </w:pPr>
-    </w:p>
-    <w:p>
-      <w:pPr>
-        <w:pStyle w:val="ListParagraph"/>
-        <w:spacing w:after="120" w:line="240" w:lineRule="auto"/>
-        <w:ind w:left="1800" w:right="0"/>
-        <w:jc w:val="both"/>
-        <w:rPr>
-          <w:rFonts w:ascii="Times New Roman" w:hAnsi="Times New Roman"/>
-          <w:sz w:val="28"/>
-          <w:szCs w:val="28"/>
-        </w:rPr>
-      </w:pPr>
-    </w:p>
-    <w:p>
-      <w:pPr>
-        <w:pStyle w:val="ListParagraph"/>
-        <w:numPr>
-          <w:ilvl w:val="0"/>
-          <w:numId w:val="4"/>
-        </w:numPr>
-        <w:spacing w:after="120" w:line="240" w:lineRule="auto"/>
-        <w:ind w:right="0"/>
-        <w:jc w:val="both"/>
-        <w:rPr>
-          <w:rFonts w:ascii="Times New Roman" w:hAnsi="Times New Roman"/>
-          <w:sz w:val="28"/>
-          <w:szCs w:val="28"/>
-        </w:rPr>
-      </w:pPr>
-      <w:r>
-        <w:rPr>
-          <w:rFonts w:ascii="Times New Roman" w:hAnsi="Times New Roman"/>
-          <w:sz w:val="28"/>
-          <w:szCs w:val="28"/>
-        </w:rPr>
-        <w:t>Ngành nghề bị xóa:</w:t>
-      </w:r>
-    </w:p>
-    <w:tbl>
-      <w:tblPr>
-        <w:tblStyle w:val="TableGrid3"/>
-        <w:tblW w:w="0" w:type="auto"/>
-        <w:tblLook w:val="04A0" w:firstRow="1" w:lastRow="0" w:firstColumn="1" w:lastColumn="0" w:noHBand="0" w:noVBand="1"/>
-      </w:tblPr>
-      <w:tblGrid>
-        <w:gridCol w:w="678"/>
-        <w:gridCol w:w="1352"/>
-        <w:gridCol w:w="6033"/>
-        <w:gridCol w:w="1223"/>
-      </w:tblGrid>
-      <w:tr>
-        <w:trPr>
-          <w:cantSplit/>
-          <w:tblHeader/>
-        </w:trPr>
-        <w:tc>
-          <w:tcPr>
-            <w:tcW w:w="680" w:type="dxa"/>
-            <w:shd w:val="clear" w:color="auto" w:fill="D9E1F2"/>
-          </w:tcPr>
-          <w:p>
-            <w:pPr>
-              <w:spacing w:after="0" w:line="240" w:lineRule="auto"/>
-              <w:ind w:left="0" w:right="0"/>
-              <w:jc w:val="center"/>
-              <w:rPr>
-                <w:rFonts w:ascii="Times New Roman" w:eastAsia="Times New Roman" w:hAnsi="Times New Roman" w:cs="Times New Roman"/>
-                <w:sz w:val="24"/>
-              </w:rPr>
-            </w:pPr>
-            <w:r>
-              <w:rPr>
-                <w:rFonts w:ascii="Times New Roman" w:eastAsia="Times New Roman" w:hAnsi="Times New Roman" w:cs="Times New Roman"/>
-                <w:b/>
-                <w:sz w:val="24"/>
-              </w:rPr>
-              <w:t>STT</w:t>
-            </w:r>
-          </w:p>
-        </w:tc>
-        <w:tc>
-          <w:tcPr>
-            <w:tcW w:w="1417" w:type="dxa"/>
-            <w:shd w:val="clear" w:color="auto" w:fill="D9E1F2"/>
-          </w:tcPr>
-          <w:p>
-            <w:pPr>
-              <w:spacing w:after="0" w:line="240" w:lineRule="auto"/>
-              <w:ind w:left="0" w:right="0"/>
-              <w:jc w:val="center"/>
-              <w:rPr>
-                <w:rFonts w:ascii="Times New Roman" w:eastAsia="Times New Roman" w:hAnsi="Times New Roman" w:cs="Times New Roman"/>
-                <w:sz w:val="24"/>
-              </w:rPr>
-            </w:pPr>
-            <w:r>
-              <w:rPr>
-                <w:rFonts w:ascii="Times New Roman" w:eastAsia="Times New Roman" w:hAnsi="Times New Roman" w:cs="Times New Roman"/>
-                <w:b/>
-                <w:sz w:val="24"/>
-              </w:rPr>
-              <w:t>Mã ngành</w:t>
-            </w:r>
-          </w:p>
-        </w:tc>
-        <w:tc>
-          <w:tcPr>
-            <w:tcW w:w="6690" w:type="dxa"/>
-            <w:shd w:val="clear" w:color="auto" w:fill="D9E1F2"/>
-          </w:tcPr>
-          <w:p>
-            <w:pPr>
-              <w:spacing w:after="0" w:line="240" w:lineRule="auto"/>
-              <w:ind w:left="0" w:right="0"/>
-              <w:jc w:val="center"/>
-              <w:rPr>
-                <w:rFonts w:ascii="Times New Roman" w:eastAsia="Times New Roman" w:hAnsi="Times New Roman" w:cs="Times New Roman"/>
-                <w:sz w:val="24"/>
-              </w:rPr>
-            </w:pPr>
-            <w:r>
-              <w:rPr>
-                <w:rFonts w:ascii="Times New Roman" w:eastAsia="Times New Roman" w:hAnsi="Times New Roman" w:cs="Times New Roman"/>
-                <w:b/>
-                <w:sz w:val="24"/>
-              </w:rPr>
-              <w:t>Tên ngành</w:t>
-            </w:r>
-            <w:r>
-              <w:rPr>
-                <w:rFonts w:ascii="Times New Roman" w:eastAsia="Times New Roman" w:hAnsi="Times New Roman" w:cs="Times New Roman"/>
-                <w:b/>
-                <w:sz w:val="24"/>
-              </w:rPr>
-              <w:t xml:space="preserve"> nghề bị xóa</w:t>
-            </w:r>
-          </w:p>
-        </w:tc>
-        <w:tc>
-          <w:tcPr>
-            <w:tcW w:w="1304" w:type="dxa"/>
-            <w:shd w:val="clear" w:color="auto" w:fill="D9E1F2"/>
-          </w:tcPr>
-          <w:p>
-            <w:pPr>
-              <w:spacing w:after="0" w:line="240" w:lineRule="auto"/>
-              <w:ind w:left="0" w:right="0"/>
-              <w:jc w:val="center"/>
-              <w:rPr>
-                <w:rFonts w:ascii="Times New Roman" w:eastAsia="Times New Roman" w:hAnsi="Times New Roman" w:cs="Times New Roman"/>
-                <w:sz w:val="24"/>
-              </w:rPr>
-            </w:pPr>
-            <w:r>
-              <w:rPr>
-                <w:rFonts w:ascii="Times New Roman" w:eastAsia="Times New Roman" w:hAnsi="Times New Roman" w:cs="Times New Roman"/>
-                <w:b/>
-                <w:sz w:val="24"/>
-              </w:rPr>
-              <w:t>Ghi chú</w:t>
-            </w:r>
-          </w:p>
-        </w:tc>
-      </w:tr>
-      <w:tr>
-        <w:trPr>
-          <w:cantSplit/>
-        </w:trPr>
-        <w:tc>
-          <w:tcPr>
-            <w:tcW w:w="680" w:type="dxa"/>
-          </w:tcPr>
-          <w:p>
-            <w:pPr>
-              <w:spacing w:after="0" w:line="240" w:lineRule="auto"/>
-              <w:ind w:left="0" w:right="0"/>
-              <w:jc w:val="center"/>
-              <w:rPr>
-                <w:rFonts w:ascii="Times New Roman" w:eastAsia="Times New Roman" w:hAnsi="Times New Roman" w:cs="Times New Roman"/>
-                <w:sz w:val="24"/>
-              </w:rPr>
-            </w:pPr>
-            <w:r>
-              <w:rPr>
-                <w:rFonts w:ascii="Times New Roman" w:eastAsia="Times New Roman" w:hAnsi="Times New Roman" w:cs="Times New Roman"/>
-                <w:sz w:val="24"/>
-              </w:rPr>
-              <w:t>1</w:t>
-            </w:r>
-          </w:p>
-        </w:tc>
-        <w:tc>
-          <w:tcPr>
-            <w:tcW w:w="1417" w:type="dxa"/>
-          </w:tcPr>
-          <w:p>
-            <w:pPr>
-              <w:spacing w:after="0" w:line="240" w:lineRule="auto"/>
-              <w:ind w:left="0" w:right="0"/>
-              <w:jc w:val="center"/>
-              <w:rPr>
-                <w:rFonts w:ascii="Times New Roman" w:eastAsia="Times New Roman" w:hAnsi="Times New Roman" w:cs="Times New Roman"/>
-                <w:sz w:val="24"/>
-              </w:rPr>
-            </w:pPr>
-            <w:r>
-              <w:rPr>
-                <w:rFonts w:ascii="Times New Roman" w:eastAsia="Times New Roman" w:hAnsi="Times New Roman" w:cs="Times New Roman"/>
-                <w:sz w:val="24"/>
-              </w:rPr>
-              <w:t>9610</w:t>
-            </w:r>
-          </w:p>
-        </w:tc>
-        <w:tc>
-          <w:tcPr>
-            <w:tcW w:w="6690" w:type="dxa"/>
-          </w:tcPr>
-          <w:p>
-            <w:pPr>
-              <w:spacing w:after="0" w:line="240" w:lineRule="auto"/>
-              <w:ind w:left="0" w:right="0"/>
-              <w:rPr>
-                <w:rFonts w:ascii="Times New Roman" w:eastAsia="Times New Roman" w:hAnsi="Times New Roman" w:cs="Times New Roman"/>
-                <w:sz w:val="24"/>
-              </w:rPr>
-            </w:pPr>
-            <w:r>
-              <w:rPr>
-                <w:rFonts w:ascii="Times New Roman" w:eastAsia="Times New Roman" w:hAnsi="Times New Roman" w:cs="Times New Roman"/>
-                <w:sz w:val="24"/>
-              </w:rPr>
-              <w:t>Dịch vụ tắm hơi, massage và các dịch vụ tăng cường sức khoẻ tương tự (trừ hoạt động thể thao)</w:t>
-            </w:r>
-          </w:p>
-          <w:p>
-            <w:pPr>
-              <w:spacing w:after="0" w:line="240" w:lineRule="auto"/>
-              <w:ind w:left="0" w:right="0"/>
-              <w:rPr>
-                <w:rFonts w:ascii="Times New Roman" w:eastAsia="Times New Roman" w:hAnsi="Times New Roman" w:cs="Times New Roman"/>
-                <w:sz w:val="24"/>
-              </w:rPr>
-            </w:pPr>
-            <w:r>
-              <w:rPr>
-                <w:rFonts w:ascii="Times New Roman" w:eastAsia="Times New Roman" w:hAnsi="Times New Roman" w:cs="Times New Roman"/>
-                <w:sz w:val="24"/>
-              </w:rPr>
-              <w:t>Chi tiết: Dịch vụ của Spa</w:t>
-            </w:r>
-          </w:p>
-        </w:tc>
-        <w:tc>
-          <w:tcPr>
-            <w:tcW w:w="1304" w:type="dxa"/>
-          </w:tcPr>
-          <w:p>
-            <w:pPr>
-              <w:spacing w:after="0" w:line="240" w:lineRule="auto"/>
-              <w:ind w:left="0" w:right="0"/>
-              <w:jc w:val="center"/>
-              <w:rPr>
-                <w:rFonts w:ascii="Times New Roman" w:eastAsia="Times New Roman" w:hAnsi="Times New Roman" w:cs="Times New Roman"/>
-                <w:sz w:val="24"/>
-              </w:rPr>
-            </w:pPr>
-          </w:p>
-        </w:tc>
-      </w:tr>
-      <w:tr>
-        <w:trPr>
-          <w:cantSplit/>
-        </w:trPr>
-        <w:tc>
-          <w:tcPr>
-            <w:tcW w:w="680" w:type="dxa"/>
-          </w:tcPr>
-          <w:p>
-            <w:pPr>
-              <w:spacing w:after="0" w:line="240" w:lineRule="auto"/>
-              <w:ind w:left="0" w:right="0"/>
-              <w:jc w:val="center"/>
-              <w:rPr>
-                <w:rFonts w:ascii="Times New Roman" w:eastAsia="Times New Roman" w:hAnsi="Times New Roman" w:cs="Times New Roman"/>
-                <w:sz w:val="24"/>
-              </w:rPr>
-            </w:pPr>
-            <w:r>
-              <w:rPr>
-                <w:rFonts w:ascii="Times New Roman" w:eastAsia="Times New Roman" w:hAnsi="Times New Roman" w:cs="Times New Roman"/>
-                <w:sz w:val="24"/>
-              </w:rPr>
-              <w:t>2</w:t>
-            </w:r>
-          </w:p>
-        </w:tc>
-        <w:tc>
-          <w:tcPr>
-            <w:tcW w:w="1417" w:type="dxa"/>
-          </w:tcPr>
-          <w:p>
-            <w:pPr>
-              <w:spacing w:after="0" w:line="240" w:lineRule="auto"/>
-              <w:ind w:left="0" w:right="0"/>
-              <w:jc w:val="center"/>
-              <w:rPr>
-                <w:rFonts w:ascii="Times New Roman" w:eastAsia="Times New Roman" w:hAnsi="Times New Roman" w:cs="Times New Roman"/>
-                <w:sz w:val="24"/>
-              </w:rPr>
-            </w:pPr>
-            <w:r>
-              <w:rPr>
-                <w:rFonts w:ascii="Times New Roman" w:eastAsia="Times New Roman" w:hAnsi="Times New Roman" w:cs="Times New Roman"/>
-                <w:sz w:val="24"/>
-              </w:rPr>
-              <w:t>4663</w:t>
-            </w:r>
-          </w:p>
-        </w:tc>
-        <w:tc>
-          <w:tcPr>
-            <w:tcW w:w="6690" w:type="dxa"/>
-          </w:tcPr>
-          <w:p>
-            <w:pPr>
-              <w:spacing w:after="0" w:line="240" w:lineRule="auto"/>
-              <w:ind w:left="0" w:right="0"/>
-              <w:rPr>
-                <w:rFonts w:ascii="Times New Roman" w:eastAsia="Times New Roman" w:hAnsi="Times New Roman" w:cs="Times New Roman"/>
-                <w:sz w:val="24"/>
-              </w:rPr>
-            </w:pPr>
-            <w:r>
-              <w:rPr>
-                <w:rFonts w:ascii="Times New Roman" w:eastAsia="Times New Roman" w:hAnsi="Times New Roman" w:cs="Times New Roman"/>
-                <w:sz w:val="24"/>
-              </w:rPr>
-              <w:t>Bán buôn vật liệu, thiết bị lắp đặt khác trong xây dựng</w:t>
-            </w:r>
-          </w:p>
-          <w:p>
-            <w:pPr>
-              <w:spacing w:after="0" w:line="240" w:lineRule="auto"/>
-              <w:ind w:left="0" w:right="0"/>
-              <w:rPr>
-                <w:rFonts w:ascii="Times New Roman" w:eastAsia="Times New Roman" w:hAnsi="Times New Roman" w:cs="Times New Roman"/>
-                <w:sz w:val="24"/>
-              </w:rPr>
-            </w:pPr>
-            <w:r>
-              <w:rPr>
-                <w:rFonts w:ascii="Times New Roman" w:eastAsia="Times New Roman" w:hAnsi="Times New Roman" w:cs="Times New Roman"/>
-                <w:sz w:val="24"/>
-              </w:rPr>
-              <w:t>Chi tiết: Bán buôn các loại vật liệu xây dựng (trừ hoạt động bến thủy nội địa)</w:t>
-            </w:r>
-          </w:p>
-        </w:tc>
-        <w:tc>
-          <w:tcPr>
-            <w:tcW w:w="1304" w:type="dxa"/>
-          </w:tcPr>
-          <w:p>
-            <w:pPr>
-              <w:spacing w:after="0" w:line="240" w:lineRule="auto"/>
-              <w:ind w:left="0" w:right="0"/>
-              <w:jc w:val="center"/>
-              <w:rPr>
-                <w:rFonts w:ascii="Times New Roman" w:eastAsia="Times New Roman" w:hAnsi="Times New Roman" w:cs="Times New Roman"/>
-                <w:sz w:val="24"/>
-              </w:rPr>
-            </w:pPr>
-          </w:p>
-        </w:tc>
-      </w:tr>
-      <w:tr>
-        <w:trPr>
-          <w:cantSplit/>
-        </w:trPr>
-        <w:tc>
-          <w:tcPr>
-            <w:tcW w:w="680" w:type="dxa"/>
-          </w:tcPr>
-          <w:p>
-            <w:pPr>
-              <w:spacing w:after="0" w:line="240" w:lineRule="auto"/>
-              <w:ind w:left="0" w:right="0"/>
-              <w:jc w:val="center"/>
-              <w:rPr>
-                <w:rFonts w:ascii="Times New Roman" w:eastAsia="Times New Roman" w:hAnsi="Times New Roman" w:cs="Times New Roman"/>
-                <w:sz w:val="24"/>
-              </w:rPr>
-            </w:pPr>
-            <w:r>
-              <w:rPr>
-                <w:rFonts w:ascii="Times New Roman" w:eastAsia="Times New Roman" w:hAnsi="Times New Roman" w:cs="Times New Roman"/>
-                <w:sz w:val="24"/>
-              </w:rPr>
-              <w:t>3</w:t>
-            </w:r>
-          </w:p>
-        </w:tc>
-        <w:tc>
-          <w:tcPr>
-            <w:tcW w:w="1417" w:type="dxa"/>
-          </w:tcPr>
-          <w:p>
-            <w:pPr>
-              <w:spacing w:after="0" w:line="240" w:lineRule="auto"/>
-              <w:ind w:left="0" w:right="0"/>
-              <w:jc w:val="center"/>
-              <w:rPr>
-                <w:rFonts w:ascii="Times New Roman" w:eastAsia="Times New Roman" w:hAnsi="Times New Roman" w:cs="Times New Roman"/>
-                <w:sz w:val="24"/>
-              </w:rPr>
-            </w:pPr>
-            <w:r>
-              <w:rPr>
-                <w:rFonts w:ascii="Times New Roman" w:eastAsia="Times New Roman" w:hAnsi="Times New Roman" w:cs="Times New Roman"/>
-                <w:sz w:val="24"/>
-              </w:rPr>
-              <w:t>4669</w:t>
-            </w:r>
-          </w:p>
-        </w:tc>
-        <w:tc>
-          <w:tcPr>
-            <w:tcW w:w="6690" w:type="dxa"/>
-          </w:tcPr>
-          <w:p>
-            <w:pPr>
-              <w:spacing w:after="0" w:line="240" w:lineRule="auto"/>
-              <w:ind w:left="0" w:right="0"/>
-              <w:rPr>
-                <w:rFonts w:ascii="Times New Roman" w:eastAsia="Times New Roman" w:hAnsi="Times New Roman" w:cs="Times New Roman"/>
-                <w:sz w:val="24"/>
-              </w:rPr>
-            </w:pPr>
-            <w:r>
-              <w:rPr>
-                <w:rFonts w:ascii="Times New Roman" w:eastAsia="Times New Roman" w:hAnsi="Times New Roman" w:cs="Times New Roman"/>
-                <w:sz w:val="24"/>
-              </w:rPr>
-              <w:t>Bán buôn chuyên doanh khác chưa được phân vào đâu</w:t>
-            </w:r>
-          </w:p>
-          <w:p>
-            <w:pPr>
-              <w:spacing w:after="0" w:line="240" w:lineRule="auto"/>
-              <w:ind w:left="0" w:right="0"/>
-              <w:rPr>
-                <w:rFonts w:ascii="Times New Roman" w:eastAsia="Times New Roman" w:hAnsi="Times New Roman" w:cs="Times New Roman"/>
-                <w:sz w:val="24"/>
-              </w:rPr>
-            </w:pPr>
-            <w:r>
-              <w:rPr>
-                <w:rFonts w:ascii="Times New Roman" w:eastAsia="Times New Roman" w:hAnsi="Times New Roman" w:cs="Times New Roman"/>
-                <w:sz w:val="24"/>
-              </w:rPr>
-              <w:t>Chi tiết:</w:t>
-            </w:r>
-          </w:p>
-          <w:p>
-            <w:pPr>
-              <w:spacing w:after="0" w:line="240" w:lineRule="auto"/>
-              <w:ind w:left="0" w:right="0"/>
-              <w:rPr>
-                <w:rFonts w:ascii="Times New Roman" w:eastAsia="Times New Roman" w:hAnsi="Times New Roman" w:cs="Times New Roman"/>
-                <w:sz w:val="24"/>
-              </w:rPr>
-            </w:pPr>
-            <w:r>
-              <w:rPr>
-                <w:rFonts w:ascii="Times New Roman" w:eastAsia="Times New Roman" w:hAnsi="Times New Roman" w:cs="Times New Roman"/>
-                <w:sz w:val="24"/>
-              </w:rPr>
-              <w:t>- Bán buôn hàng thủ công mỹ nghệ;</w:t>
-            </w:r>
-          </w:p>
-          <w:p>
-            <w:pPr>
-              <w:spacing w:after="0" w:line="240" w:lineRule="auto"/>
-              <w:ind w:left="0" w:right="0"/>
-              <w:rPr>
-                <w:rFonts w:ascii="Times New Roman" w:eastAsia="Times New Roman" w:hAnsi="Times New Roman" w:cs="Times New Roman"/>
-                <w:sz w:val="24"/>
-              </w:rPr>
-            </w:pPr>
-            <w:r>
-              <w:rPr>
-                <w:rFonts w:ascii="Times New Roman" w:eastAsia="Times New Roman" w:hAnsi="Times New Roman" w:cs="Times New Roman"/>
-                <w:sz w:val="24"/>
-              </w:rPr>
-              <w:t>- Bán buôn phân bón các loại.</w:t>
-            </w:r>
-          </w:p>
-        </w:tc>
-        <w:tc>
-          <w:tcPr>
-            <w:tcW w:w="1304" w:type="dxa"/>
-          </w:tcPr>
-          <w:p>
-            <w:pPr>
-              <w:spacing w:after="0" w:line="240" w:lineRule="auto"/>
-              <w:ind w:left="0" w:right="0"/>
-              <w:jc w:val="center"/>
-              <w:rPr>
-                <w:rFonts w:ascii="Times New Roman" w:eastAsia="Times New Roman" w:hAnsi="Times New Roman" w:cs="Times New Roman"/>
-                <w:sz w:val="24"/>
-              </w:rPr>
-            </w:pPr>
-          </w:p>
-        </w:tc>
-      </w:tr>
-      <w:tr>
-        <w:trPr>
-          <w:cantSplit/>
-        </w:trPr>
-        <w:tc>
-          <w:tcPr>
-            <w:tcW w:w="680" w:type="dxa"/>
-          </w:tcPr>
-          <w:p>
-            <w:pPr>
-              <w:spacing w:after="0" w:line="240" w:lineRule="auto"/>
-              <w:ind w:left="0" w:right="0"/>
-              <w:jc w:val="center"/>
-              <w:rPr>
-                <w:rFonts w:ascii="Times New Roman" w:eastAsia="Times New Roman" w:hAnsi="Times New Roman" w:cs="Times New Roman"/>
-                <w:sz w:val="24"/>
-              </w:rPr>
-            </w:pPr>
-            <w:r>
-              <w:rPr>
-                <w:rFonts w:ascii="Times New Roman" w:eastAsia="Times New Roman" w:hAnsi="Times New Roman" w:cs="Times New Roman"/>
-                <w:sz w:val="24"/>
-              </w:rPr>
-              <w:t>4</w:t>
-            </w:r>
-          </w:p>
-        </w:tc>
-        <w:tc>
-          <w:tcPr>
-            <w:tcW w:w="1417" w:type="dxa"/>
-          </w:tcPr>
-          <w:p>
-            <w:pPr>
-              <w:spacing w:after="0" w:line="240" w:lineRule="auto"/>
-              <w:ind w:left="0" w:right="0"/>
-              <w:jc w:val="center"/>
-              <w:rPr>
-                <w:rFonts w:ascii="Times New Roman" w:eastAsia="Times New Roman" w:hAnsi="Times New Roman" w:cs="Times New Roman"/>
-                <w:sz w:val="24"/>
-              </w:rPr>
-            </w:pPr>
-            <w:r>
-              <w:rPr>
-                <w:rFonts w:ascii="Times New Roman" w:eastAsia="Times New Roman" w:hAnsi="Times New Roman" w:cs="Times New Roman"/>
-                <w:sz w:val="24"/>
-              </w:rPr>
-              <w:t>4791</w:t>
-            </w:r>
-          </w:p>
-        </w:tc>
-        <w:tc>
-          <w:tcPr>
-            <w:tcW w:w="6690" w:type="dxa"/>
-          </w:tcPr>
-          <w:p>
-            <w:pPr>
-              <w:spacing w:after="0" w:line="240" w:lineRule="auto"/>
-              <w:ind w:left="0" w:right="0"/>
-              <w:rPr>
-                <w:rFonts w:ascii="Times New Roman" w:eastAsia="Times New Roman" w:hAnsi="Times New Roman" w:cs="Times New Roman"/>
-                <w:sz w:val="24"/>
-              </w:rPr>
-            </w:pPr>
-            <w:r>
-              <w:rPr>
-                <w:rFonts w:ascii="Times New Roman" w:eastAsia="Times New Roman" w:hAnsi="Times New Roman" w:cs="Times New Roman"/>
-                <w:sz w:val="24"/>
-              </w:rPr>
-              <w:t>Bán lẻ theo yêu cầu đặt hàng qua bưu điện hoặc internet</w:t>
-            </w:r>
-          </w:p>
-          <w:p>
-            <w:pPr>
-              <w:spacing w:after="0" w:line="240" w:lineRule="auto"/>
-              <w:ind w:left="0" w:right="0"/>
-              <w:rPr>
-                <w:rFonts w:ascii="Times New Roman" w:eastAsia="Times New Roman" w:hAnsi="Times New Roman" w:cs="Times New Roman"/>
-                <w:sz w:val="24"/>
-              </w:rPr>
-            </w:pPr>
-            <w:r>
-              <w:rPr>
-                <w:rFonts w:ascii="Times New Roman" w:eastAsia="Times New Roman" w:hAnsi="Times New Roman" w:cs="Times New Roman"/>
-                <w:sz w:val="24"/>
-              </w:rPr>
-              <w:t>Chi tiết: Mua bán hàng hóa qua internet</w:t>
-            </w:r>
-          </w:p>
-        </w:tc>
-        <w:tc>
-          <w:tcPr>
-            <w:tcW w:w="1304" w:type="dxa"/>
-          </w:tcPr>
-          <w:p>
-            <w:pPr>
-              <w:spacing w:after="0" w:line="240" w:lineRule="auto"/>
-              <w:ind w:left="0" w:right="0"/>
-              <w:jc w:val="center"/>
-              <w:rPr>
-                <w:rFonts w:ascii="Times New Roman" w:eastAsia="Times New Roman" w:hAnsi="Times New Roman" w:cs="Times New Roman"/>
-                <w:sz w:val="24"/>
-              </w:rPr>
-            </w:pPr>
-          </w:p>
-        </w:tc>
-      </w:tr>
-      <w:tr>
-        <w:trPr>
-          <w:cantSplit/>
-        </w:trPr>
-        <w:tc>
-          <w:tcPr>
-            <w:tcW w:w="680" w:type="dxa"/>
-          </w:tcPr>
-          <w:p>
-            <w:pPr>
-              <w:spacing w:after="0" w:line="240" w:lineRule="auto"/>
-              <w:ind w:left="0" w:right="0"/>
-              <w:jc w:val="center"/>
-              <w:rPr>
-                <w:rFonts w:ascii="Times New Roman" w:eastAsia="Times New Roman" w:hAnsi="Times New Roman" w:cs="Times New Roman"/>
-                <w:sz w:val="24"/>
-              </w:rPr>
-            </w:pPr>
-            <w:r>
-              <w:rPr>
-                <w:rFonts w:ascii="Times New Roman" w:eastAsia="Times New Roman" w:hAnsi="Times New Roman" w:cs="Times New Roman"/>
-                <w:sz w:val="24"/>
-              </w:rPr>
-              <w:t>5</w:t>
-            </w:r>
-          </w:p>
-        </w:tc>
-        <w:tc>
-          <w:tcPr>
-            <w:tcW w:w="1417" w:type="dxa"/>
-          </w:tcPr>
-          <w:p>
-            <w:pPr>
-              <w:spacing w:after="0" w:line="240" w:lineRule="auto"/>
-              <w:ind w:left="0" w:right="0"/>
-              <w:jc w:val="center"/>
-              <w:rPr>
-                <w:rFonts w:ascii="Times New Roman" w:eastAsia="Times New Roman" w:hAnsi="Times New Roman" w:cs="Times New Roman"/>
-                <w:sz w:val="24"/>
-              </w:rPr>
-            </w:pPr>
-            <w:r>
-              <w:rPr>
-                <w:rFonts w:ascii="Times New Roman" w:eastAsia="Times New Roman" w:hAnsi="Times New Roman" w:cs="Times New Roman"/>
-                <w:sz w:val="24"/>
-              </w:rPr>
-              <w:t>4799</w:t>
-            </w:r>
-          </w:p>
-        </w:tc>
-        <w:tc>
-          <w:tcPr>
-            <w:tcW w:w="6690" w:type="dxa"/>
-          </w:tcPr>
-          <w:p>
-            <w:pPr>
-              <w:spacing w:after="0" w:line="240" w:lineRule="auto"/>
-              <w:ind w:left="0" w:right="0"/>
-              <w:rPr>
-                <w:rFonts w:ascii="Times New Roman" w:eastAsia="Times New Roman" w:hAnsi="Times New Roman" w:cs="Times New Roman"/>
-                <w:sz w:val="24"/>
-              </w:rPr>
-            </w:pPr>
-            <w:r>
-              <w:rPr>
-                <w:rFonts w:ascii="Times New Roman" w:eastAsia="Times New Roman" w:hAnsi="Times New Roman" w:cs="Times New Roman"/>
-                <w:sz w:val="24"/>
-              </w:rPr>
-              <w:t>Bán lẻ hình thức khác chưa được phân vào đâu</w:t>
-            </w:r>
-          </w:p>
-          <w:p>
-            <w:pPr>
-              <w:spacing w:after="0" w:line="240" w:lineRule="auto"/>
-              <w:ind w:left="0" w:right="0"/>
-              <w:rPr>
-                <w:rFonts w:ascii="Times New Roman" w:eastAsia="Times New Roman" w:hAnsi="Times New Roman" w:cs="Times New Roman"/>
-                <w:sz w:val="24"/>
-              </w:rPr>
-            </w:pPr>
-            <w:r>
-              <w:rPr>
-                <w:rFonts w:ascii="Times New Roman" w:eastAsia="Times New Roman" w:hAnsi="Times New Roman" w:cs="Times New Roman"/>
-                <w:sz w:val="24"/>
-              </w:rPr>
-              <w:t>Chi tiết: Mua bán hàng hóa qua internet</w:t>
-            </w:r>
-          </w:p>
-        </w:tc>
-        <w:tc>
-          <w:tcPr>
-            <w:tcW w:w="1304" w:type="dxa"/>
-          </w:tcPr>
-          <w:p>
-            <w:pPr>
-              <w:spacing w:after="0" w:line="240" w:lineRule="auto"/>
-              <w:ind w:left="0" w:right="0"/>
-              <w:jc w:val="center"/>
-              <w:rPr>
-                <w:rFonts w:ascii="Times New Roman" w:eastAsia="Times New Roman" w:hAnsi="Times New Roman" w:cs="Times New Roman"/>
-                <w:sz w:val="24"/>
-              </w:rPr>
-            </w:pPr>
-          </w:p>
-        </w:tc>
-      </w:tr>
-    </w:tbl>
-    <w:p>
-      <w:pPr>
-        <w:pStyle w:val="ListParagraph"/>
-        <w:spacing w:after="120" w:line="240" w:lineRule="auto"/>
-        <w:ind w:left="1800" w:right="0"/>
-        <w:jc w:val="both"/>
-        <w:rPr>
-          <w:rFonts w:ascii="Times New Roman" w:hAnsi="Times New Roman"/>
-          <w:sz w:val="28"/>
-          <w:szCs w:val="28"/>
-        </w:rPr>
-      </w:pPr>
-    </w:p>
-    <w:p>
-      <w:pPr>
         <w:spacing w:after="120" w:line="240" w:lineRule="auto"/>
         <w:ind w:left="0" w:right="0" w:firstLine="360"/>
         <w:jc w:val="both"/>
@@ -3757,7 +2353,7 @@
           <w:sz w:val="28"/>
           <w:szCs w:val="28"/>
         </w:rPr>
-        <w:t>PHẠM THANH SƠN</w:t>
+        <w:t>PENG, HUAQIONG</w:t>
       </w:r>
       <w:r>
         <w:rPr>
@@ -4075,8 +2671,8 @@
         <w:tblLook w:val="04A0" w:firstRow="1" w:lastRow="0" w:firstColumn="1" w:lastColumn="0" w:noHBand="0" w:noVBand="1"/>
       </w:tblPr>
       <w:tblGrid>
-        <w:gridCol w:w="4644"/>
-        <w:gridCol w:w="4652"/>
+        <w:gridCol w:w="4651"/>
+        <w:gridCol w:w="4645"/>
       </w:tblGrid>
       <w:tr>
         <w:tc>
@@ -4329,8 +2925,10 @@
                 <w:sz w:val="28"/>
                 <w:szCs w:val="28"/>
               </w:rPr>
-              <w:t>PHẠM THANH SƠN</w:t>
-            </w:r>
+              <w:t>LÊ THỊ BÍCH TIỀN</w:t>
+            </w:r>
+            <w:bookmarkStart w:id="0" w:name="_GoBack"/>
+            <w:bookmarkEnd w:id="0"/>
           </w:p>
         </w:tc>
       </w:tr>
@@ -5767,30 +4365,6 @@
 </file>
 
 <file path=customXml/item1.xml><?xml version="1.0" encoding="utf-8"?>
-<?mso-contentType ?>
-<FormTemplates xmlns="http://schemas.microsoft.com/sharepoint/v3/contenttype/forms">
-  <Display>DocumentLibraryForm</Display>
-  <Edit>DocumentLibraryForm</Edit>
-  <New>DocumentLibraryForm</New>
-</FormTemplates>
-</file>
-
-<file path=customXml/item2.xml><?xml version="1.0" encoding="utf-8"?>
-<p:properties xmlns:p="http://schemas.microsoft.com/office/2006/metadata/properties" xmlns:xsi="http://www.w3.org/2001/XMLSchema-instance" xmlns:pc="http://schemas.microsoft.com/office/infopath/2007/PartnerControls">
-  <documentManagement>
-    <AlternateThumbnailUrl xmlns="http://schemas.microsoft.com/sharepoint/v3">
-      <Url xsi:nil="true"/>
-      <Description xsi:nil="true"/>
-    </AlternateThumbnailUrl>
-    <VideoThumbnail xmlns="4ae7861e-4bff-47fb-9754-a3da037d4eb5" xsi:nil="true"/>
-    <ImageCreateDate xmlns="http://schemas.microsoft.com/sharepoint/v3" xsi:nil="true"/>
-    <GetImgForVideo xmlns="4ae7861e-4bff-47fb-9754-a3da037d4eb5" xsi:nil="true"/>
-    <Description xmlns="http://schemas.microsoft.com/sharepoint/v3" xsi:nil="true"/>
-  </documentManagement>
-</p:properties>
-</file>
-
-<file path=customXml/item3.xml><?xml version="1.0" encoding="utf-8"?>
 <ct:contentTypeSchema xmlns:ct="http://schemas.microsoft.com/office/2006/metadata/contentType" xmlns:ma="http://schemas.microsoft.com/office/2006/metadata/properties/metaAttributes" ct:_="" ma:_="" ma:contentTypeName="Picture" ma:contentTypeID="0x0101020088C615AFA6081A4EAC6D0C7B5DE5004C" ma:contentTypeVersion="3" ma:contentTypeDescription="Upload an image or a photograph." ma:contentTypeScope="" ma:versionID="8a358c36b680c6236bc77b7a1286c80c">
   <xsd:schema xmlns:xsd="http://www.w3.org/2001/XMLSchema" xmlns:xs="http://www.w3.org/2001/XMLSchema" xmlns:p="http://schemas.microsoft.com/office/2006/metadata/properties" xmlns:ns1="http://schemas.microsoft.com/sharepoint/v3" xmlns:ns2="4ae7861e-4bff-47fb-9754-a3da037d4eb5" targetNamespace="http://schemas.microsoft.com/office/2006/metadata/properties" ma:root="true" ma:fieldsID="1315e3235dfc98430f19347398624d38" ns1:_="" ns2:_="">
     <xsd:import namespace="http://schemas.microsoft.com/sharepoint/v3"/>
@@ -5978,10 +4552,45 @@
 </ct:contentTypeSchema>
 </file>
 
+<file path=customXml/item2.xml><?xml version="1.0" encoding="utf-8"?>
+<p:properties xmlns:p="http://schemas.microsoft.com/office/2006/metadata/properties" xmlns:xsi="http://www.w3.org/2001/XMLSchema-instance" xmlns:pc="http://schemas.microsoft.com/office/infopath/2007/PartnerControls">
+  <documentManagement>
+    <AlternateThumbnailUrl xmlns="http://schemas.microsoft.com/sharepoint/v3">
+      <Url xsi:nil="true"/>
+      <Description xsi:nil="true"/>
+    </AlternateThumbnailUrl>
+    <VideoThumbnail xmlns="4ae7861e-4bff-47fb-9754-a3da037d4eb5" xsi:nil="true"/>
+    <ImageCreateDate xmlns="http://schemas.microsoft.com/sharepoint/v3" xsi:nil="true"/>
+    <GetImgForVideo xmlns="4ae7861e-4bff-47fb-9754-a3da037d4eb5" xsi:nil="true"/>
+    <Description xmlns="http://schemas.microsoft.com/sharepoint/v3" xsi:nil="true"/>
+  </documentManagement>
+</p:properties>
+</file>
+
+<file path=customXml/item3.xml><?xml version="1.0" encoding="utf-8"?>
+<?mso-contentType ?>
+<FormTemplates xmlns="http://schemas.microsoft.com/sharepoint/v3/contenttype/forms">
+  <Display>DocumentLibraryForm</Display>
+  <Edit>DocumentLibraryForm</Edit>
+  <New>DocumentLibraryForm</New>
+</FormTemplates>
+</file>
+
 <file path=customXml/itemProps1.xml><?xml version="1.0" encoding="utf-8"?>
-<ds:datastoreItem xmlns:ds="http://schemas.openxmlformats.org/officeDocument/2006/customXml" ds:itemID="{AFD07A8A-035B-44B3-8740-60045F8E4C9F}">
+<ds:datastoreItem xmlns:ds="http://schemas.openxmlformats.org/officeDocument/2006/customXml" ds:itemID="{8032CC91-C47F-435F-963C-35AB8945FB24}">
   <ds:schemaRefs>
-    <ds:schemaRef ds:uri="http://schemas.microsoft.com/sharepoint/v3/contenttype/forms"/>
+    <ds:schemaRef ds:uri="http://schemas.microsoft.com/office/2006/metadata/contentType"/>
+    <ds:schemaRef ds:uri="http://schemas.microsoft.com/office/2006/metadata/properties/metaAttributes"/>
+    <ds:schemaRef ds:uri="http://www.w3.org/2001/XMLSchema"/>
+    <ds:schemaRef ds:uri="http://schemas.microsoft.com/office/2006/metadata/properties"/>
+    <ds:schemaRef ds:uri="http://schemas.microsoft.com/sharepoint/v3"/>
+    <ds:schemaRef ds:uri="4ae7861e-4bff-47fb-9754-a3da037d4eb5"/>
+    <ds:schemaRef ds:uri="http://schemas.microsoft.com/office/2006/documentManagement/types"/>
+    <ds:schemaRef ds:uri="http://schemas.microsoft.com/office/infopath/2007/PartnerControls"/>
+    <ds:schemaRef ds:uri="http://schemas.openxmlformats.org/package/2006/metadata/core-properties"/>
+    <ds:schemaRef ds:uri="http://purl.org/dc/elements/1.1/"/>
+    <ds:schemaRef ds:uri="http://purl.org/dc/terms/"/>
+    <ds:schemaRef ds:uri="http://schemas.microsoft.com/internal/obd"/>
   </ds:schemaRefs>
 </ds:datastoreItem>
 </file>
@@ -5998,20 +4607,9 @@
 </file>
 
 <file path=customXml/itemProps3.xml><?xml version="1.0" encoding="utf-8"?>
-<ds:datastoreItem xmlns:ds="http://schemas.openxmlformats.org/officeDocument/2006/customXml" ds:itemID="{8032CC91-C47F-435F-963C-35AB8945FB24}">
+<ds:datastoreItem xmlns:ds="http://schemas.openxmlformats.org/officeDocument/2006/customXml" ds:itemID="{AFD07A8A-035B-44B3-8740-60045F8E4C9F}">
   <ds:schemaRefs>
-    <ds:schemaRef ds:uri="http://schemas.microsoft.com/office/2006/metadata/contentType"/>
-    <ds:schemaRef ds:uri="http://schemas.microsoft.com/office/2006/metadata/properties/metaAttributes"/>
-    <ds:schemaRef ds:uri="http://www.w3.org/2001/XMLSchema"/>
-    <ds:schemaRef ds:uri="http://schemas.microsoft.com/office/2006/metadata/properties"/>
-    <ds:schemaRef ds:uri="http://schemas.microsoft.com/sharepoint/v3"/>
-    <ds:schemaRef ds:uri="4ae7861e-4bff-47fb-9754-a3da037d4eb5"/>
-    <ds:schemaRef ds:uri="http://schemas.microsoft.com/office/2006/documentManagement/types"/>
-    <ds:schemaRef ds:uri="http://schemas.microsoft.com/office/infopath/2007/PartnerControls"/>
-    <ds:schemaRef ds:uri="http://schemas.openxmlformats.org/package/2006/metadata/core-properties"/>
-    <ds:schemaRef ds:uri="http://purl.org/dc/elements/1.1/"/>
-    <ds:schemaRef ds:uri="http://purl.org/dc/terms/"/>
-    <ds:schemaRef ds:uri="http://schemas.microsoft.com/internal/obd"/>
+    <ds:schemaRef ds:uri="http://schemas.microsoft.com/sharepoint/v3/contenttype/forms"/>
   </ds:schemaRefs>
 </ds:datastoreItem>
 </file>
--- a/CÔNG TY TNHH SẢN XUẤT LI XING/ThayDoiCSH_DDPL/HoSo2_QUYẾT ĐỊNH THAY ĐỔI.docx
+++ b/CÔNG TY TNHH SẢN XUẤT LI XING/ThayDoiCSH_DDPL/HoSo2_QUYẾT ĐỊNH THAY ĐỔI.docx
@@ -438,6 +438,18 @@
         </w:rPr>
         <w:t>Người đại diện pháp luật</w:t>
       </w:r>
+      <w:r>
+        <w:rPr>
+          <w:rFonts w:ascii="Times New Roman" w:eastAsia="Times New Roman" w:hAnsi="Times New Roman" w:cs="Times New Roman"/>
+          <w:b/>
+          <w:bCs/>
+          <w:sz w:val="28"/>
+          <w:szCs w:val="28"/>
+        </w:rPr>
+        <w:t>, thay đổi ngành nghề</w:t>
+      </w:r>
+      <w:bookmarkStart w:id="0" w:name="_GoBack"/>
+      <w:bookmarkEnd w:id="0"/>
     </w:p>
     <w:p>
       <w:pPr>
@@ -2927,8 +2939,6 @@
               </w:rPr>
               <w:t>LÊ THỊ BÍCH TIỀN</w:t>
             </w:r>
-            <w:bookmarkStart w:id="0" w:name="_GoBack"/>
-            <w:bookmarkEnd w:id="0"/>
           </w:p>
         </w:tc>
       </w:tr>
@@ -4365,6 +4375,30 @@
 </file>
 
 <file path=customXml/item1.xml><?xml version="1.0" encoding="utf-8"?>
+<?mso-contentType ?>
+<FormTemplates xmlns="http://schemas.microsoft.com/sharepoint/v3/contenttype/forms">
+  <Display>DocumentLibraryForm</Display>
+  <Edit>DocumentLibraryForm</Edit>
+  <New>DocumentLibraryForm</New>
+</FormTemplates>
+</file>
+
+<file path=customXml/item2.xml><?xml version="1.0" encoding="utf-8"?>
+<p:properties xmlns:p="http://schemas.microsoft.com/office/2006/metadata/properties" xmlns:xsi="http://www.w3.org/2001/XMLSchema-instance" xmlns:pc="http://schemas.microsoft.com/office/infopath/2007/PartnerControls">
+  <documentManagement>
+    <AlternateThumbnailUrl xmlns="http://schemas.microsoft.com/sharepoint/v3">
+      <Url xsi:nil="true"/>
+      <Description xsi:nil="true"/>
+    </AlternateThumbnailUrl>
+    <VideoThumbnail xmlns="4ae7861e-4bff-47fb-9754-a3da037d4eb5" xsi:nil="true"/>
+    <ImageCreateDate xmlns="http://schemas.microsoft.com/sharepoint/v3" xsi:nil="true"/>
+    <GetImgForVideo xmlns="4ae7861e-4bff-47fb-9754-a3da037d4eb5" xsi:nil="true"/>
+    <Description xmlns="http://schemas.microsoft.com/sharepoint/v3" xsi:nil="true"/>
+  </documentManagement>
+</p:properties>
+</file>
+
+<file path=customXml/item3.xml><?xml version="1.0" encoding="utf-8"?>
 <ct:contentTypeSchema xmlns:ct="http://schemas.microsoft.com/office/2006/metadata/contentType" xmlns:ma="http://schemas.microsoft.com/office/2006/metadata/properties/metaAttributes" ct:_="" ma:_="" ma:contentTypeName="Picture" ma:contentTypeID="0x0101020088C615AFA6081A4EAC6D0C7B5DE5004C" ma:contentTypeVersion="3" ma:contentTypeDescription="Upload an image or a photograph." ma:contentTypeScope="" ma:versionID="8a358c36b680c6236bc77b7a1286c80c">
   <xsd:schema xmlns:xsd="http://www.w3.org/2001/XMLSchema" xmlns:xs="http://www.w3.org/2001/XMLSchema" xmlns:p="http://schemas.microsoft.com/office/2006/metadata/properties" xmlns:ns1="http://schemas.microsoft.com/sharepoint/v3" xmlns:ns2="4ae7861e-4bff-47fb-9754-a3da037d4eb5" targetNamespace="http://schemas.microsoft.com/office/2006/metadata/properties" ma:root="true" ma:fieldsID="1315e3235dfc98430f19347398624d38" ns1:_="" ns2:_="">
     <xsd:import namespace="http://schemas.microsoft.com/sharepoint/v3"/>
@@ -4552,31 +4586,26 @@
 </ct:contentTypeSchema>
 </file>
 
-<file path=customXml/item2.xml><?xml version="1.0" encoding="utf-8"?>
-<p:properties xmlns:p="http://schemas.microsoft.com/office/2006/metadata/properties" xmlns:xsi="http://www.w3.org/2001/XMLSchema-instance" xmlns:pc="http://schemas.microsoft.com/office/infopath/2007/PartnerControls">
-  <documentManagement>
-    <AlternateThumbnailUrl xmlns="http://schemas.microsoft.com/sharepoint/v3">
-      <Url xsi:nil="true"/>
-      <Description xsi:nil="true"/>
-    </AlternateThumbnailUrl>
-    <VideoThumbnail xmlns="4ae7861e-4bff-47fb-9754-a3da037d4eb5" xsi:nil="true"/>
-    <ImageCreateDate xmlns="http://schemas.microsoft.com/sharepoint/v3" xsi:nil="true"/>
-    <GetImgForVideo xmlns="4ae7861e-4bff-47fb-9754-a3da037d4eb5" xsi:nil="true"/>
-    <Description xmlns="http://schemas.microsoft.com/sharepoint/v3" xsi:nil="true"/>
-  </documentManagement>
-</p:properties>
+<file path=customXml/itemProps1.xml><?xml version="1.0" encoding="utf-8"?>
+<ds:datastoreItem xmlns:ds="http://schemas.openxmlformats.org/officeDocument/2006/customXml" ds:itemID="{AFD07A8A-035B-44B3-8740-60045F8E4C9F}">
+  <ds:schemaRefs>
+    <ds:schemaRef ds:uri="http://schemas.microsoft.com/sharepoint/v3/contenttype/forms"/>
+  </ds:schemaRefs>
+</ds:datastoreItem>
 </file>
 
-<file path=customXml/item3.xml><?xml version="1.0" encoding="utf-8"?>
-<?mso-contentType ?>
-<FormTemplates xmlns="http://schemas.microsoft.com/sharepoint/v3/contenttype/forms">
-  <Display>DocumentLibraryForm</Display>
-  <Edit>DocumentLibraryForm</Edit>
-  <New>DocumentLibraryForm</New>
-</FormTemplates>
+<file path=customXml/itemProps2.xml><?xml version="1.0" encoding="utf-8"?>
+<ds:datastoreItem xmlns:ds="http://schemas.openxmlformats.org/officeDocument/2006/customXml" ds:itemID="{DFBF5159-804B-4563-9B15-6A0468B25410}">
+  <ds:schemaRefs>
+    <ds:schemaRef ds:uri="http://schemas.microsoft.com/office/2006/metadata/properties"/>
+    <ds:schemaRef ds:uri="http://schemas.microsoft.com/office/infopath/2007/PartnerControls"/>
+    <ds:schemaRef ds:uri="http://schemas.microsoft.com/sharepoint/v3"/>
+    <ds:schemaRef ds:uri="4ae7861e-4bff-47fb-9754-a3da037d4eb5"/>
+  </ds:schemaRefs>
+</ds:datastoreItem>
 </file>
 
-<file path=customXml/itemProps1.xml><?xml version="1.0" encoding="utf-8"?>
+<file path=customXml/itemProps3.xml><?xml version="1.0" encoding="utf-8"?>
 <ds:datastoreItem xmlns:ds="http://schemas.openxmlformats.org/officeDocument/2006/customXml" ds:itemID="{8032CC91-C47F-435F-963C-35AB8945FB24}">
   <ds:schemaRefs>
     <ds:schemaRef ds:uri="http://schemas.microsoft.com/office/2006/metadata/contentType"/>
@@ -4593,23 +4622,4 @@
     <ds:schemaRef ds:uri="http://schemas.microsoft.com/internal/obd"/>
   </ds:schemaRefs>
 </ds:datastoreItem>
-</file>
-
-<file path=customXml/itemProps2.xml><?xml version="1.0" encoding="utf-8"?>
-<ds:datastoreItem xmlns:ds="http://schemas.openxmlformats.org/officeDocument/2006/customXml" ds:itemID="{DFBF5159-804B-4563-9B15-6A0468B25410}">
-  <ds:schemaRefs>
-    <ds:schemaRef ds:uri="http://schemas.microsoft.com/office/2006/metadata/properties"/>
-    <ds:schemaRef ds:uri="http://schemas.microsoft.com/office/infopath/2007/PartnerControls"/>
-    <ds:schemaRef ds:uri="http://schemas.microsoft.com/sharepoint/v3"/>
-    <ds:schemaRef ds:uri="4ae7861e-4bff-47fb-9754-a3da037d4eb5"/>
-  </ds:schemaRefs>
-</ds:datastoreItem>
-</file>
-
-<file path=customXml/itemProps3.xml><?xml version="1.0" encoding="utf-8"?>
-<ds:datastoreItem xmlns:ds="http://schemas.openxmlformats.org/officeDocument/2006/customXml" ds:itemID="{AFD07A8A-035B-44B3-8740-60045F8E4C9F}">
-  <ds:schemaRefs>
-    <ds:schemaRef ds:uri="http://schemas.microsoft.com/sharepoint/v3/contenttype/forms"/>
-  </ds:schemaRefs>
-</ds:datastoreItem>
 </file>